--- a/docs/psj/5주차_테스트_계획_및_결과_판정인코더편_박수진_20261006.docx
+++ b/docs/psj/5주차_테스트_계획_및_결과_판정인코더편_박수진_20261006.docx
@@ -95,7 +95,7 @@
           <w:sz w:val="20"/>
           <w:szCs w:val="20"/>
         </w:rPr>
-        <w:t xml:space="preserve">이 수치는 인코더 단독의 수다.</w:t>
+        <w:t xml:space="preserve">1 ~ 5절의 수치는 인코더 단독의 수다.</w:t>
       </w:r>
       <w:r>
         <w:rPr>
@@ -103,7 +103,7 @@
           <w:sz w:val="20"/>
           <w:szCs w:val="20"/>
         </w:rPr>
-        <w:t xml:space="preserve"> 「후보를 냈다」는 것을 세고, 그래프의 확정 · 보류 판정이 아니다. 인코더가 붙은 그래프의 수는 배선 뒤에 따로 잰다.</w:t>
+        <w:t xml:space="preserve"> 「후보를 냈다」는 것을 세고, 그래프의 확정 · 보류 판정이 아니다. 인코더를 판정 로직에 붙였을 때의 수는 6절에 따로 적는다(프로토타입 · test 1회).</w:t>
       </w:r>
     </w:p>
     <w:p>
@@ -2856,6 +2856,61 @@
                 <w:sz w:val="18"/>
                 <w:szCs w:val="18"/>
               </w:rPr>
+              <w:t xml:space="preserve">판정 로직 결합</w:t>
+            </w:r>
+          </w:p>
+        </w:tc>
+        <w:tc>
+          <w:tcPr>
+            <w:tcW w:type="dxa" w:w="7904"/>
+            <w:tcMar>
+              <w:top w:type="dxa" w:w="50"/>
+              <w:left w:type="dxa" w:w="90"/>
+              <w:bottom w:type="dxa" w:w="50"/>
+              <w:right w:type="dxa" w:w="90"/>
+            </w:tcMar>
+            <w:vAlign w:val="center"/>
+          </w:tcPr>
+          <w:p>
+            <w:r>
+              <w:rPr>
+                <w:rFonts w:ascii="맑은 고딕" w:cs="맑은 고딕" w:eastAsia="맑은 고딕" w:hAnsi="맑은 고딕"/>
+                <w:b w:val="false"/>
+                <w:bCs w:val="false"/>
+                <w:color w:val="1C1C1F"/>
+                <w:sz w:val="18"/>
+                <w:szCs w:val="18"/>
+              </w:rPr>
+              <w:t xml:space="preserve">docs/psj/e2e_prototype/ — judge_stage1.py(신호) · judge_stage2.py(판정) · run_judge_dist.py(분포 · 평가 도구 표) · test_judge_rules.py(규칙 테스트 31개). 로컬 CPU 로 돈다</w:t>
+            </w:r>
+          </w:p>
+        </w:tc>
+      </w:tr>
+      <w:tr>
+        <w:trPr>
+          <w:cantSplit/>
+        </w:trPr>
+        <w:tc>
+          <w:tcPr>
+            <w:tcW w:type="dxa" w:w="1734"/>
+            <w:tcMar>
+              <w:top w:type="dxa" w:w="50"/>
+              <w:left w:type="dxa" w:w="90"/>
+              <w:bottom w:type="dxa" w:w="50"/>
+              <w:right w:type="dxa" w:w="90"/>
+            </w:tcMar>
+            <w:vAlign w:val="center"/>
+          </w:tcPr>
+          <w:p>
+            <w:r>
+              <w:rPr>
+                <w:rFonts w:ascii="맑은 고딕" w:cs="맑은 고딕" w:eastAsia="맑은 고딕" w:hAnsi="맑은 고딕"/>
+                <w:b w:val="false"/>
+                <w:bCs w:val="false"/>
+                <w:color w:val="1C1C1F"/>
+                <w:sz w:val="18"/>
+                <w:szCs w:val="18"/>
+              </w:rPr>
               <w:t xml:space="preserve">남는 것</w:t>
             </w:r>
           </w:p>
@@ -2881,7 +2936,7 @@
                 <w:sz w:val="18"/>
                 <w:szCs w:val="18"/>
               </w:rPr>
-              <w:t xml:space="preserve">결과를 실은 모델 zip · 결과 json · 행별 확률 csv(문구 없음) · 실험 로그 — Drive. 저장소에는 올리지 않는다</w:t>
+              <w:t xml:space="preserve">결과를 실은 모델 zip · 결과 json · 행별 확률 csv(문구 없음) · 실험 로그 — Drive. 판정 로직 결합의 행별 결과 · 요약은 ~/copylane_local/eval/. 저장소에는 올리지 않는다</w:t>
             </w:r>
           </w:p>
         </w:tc>
@@ -10544,7 +10599,7 @@
                 <w:sz w:val="18"/>
                 <w:szCs w:val="18"/>
               </w:rPr>
-              <w:t xml:space="preserve">배선 뒤 같은 자로 다시 잰다</w:t>
+              <w:t xml:space="preserve">6절에서 프로토타입으로 같은 자로 쟀다 — 탐지 56.2% · 적법 문장에 위반 확정 0/143</w:t>
             </w:r>
           </w:p>
         </w:tc>
@@ -10964,7 +11019,7 @@
                 <w:sz w:val="18"/>
                 <w:szCs w:val="18"/>
               </w:rPr>
-              <w:t xml:space="preserve">dev 를 실제 문구만으로 다시 짠 판(v9)을 따로 돌린다</w:t>
+              <w:t xml:space="preserve">dev 를 실제 문구만으로 다시 짜고 문턱 규칙을 바꾼 판(v9)을 돌렸으나 dev 채택 조건에서 탈락했다 — test 는 채점하지 않았다</w:t>
             </w:r>
           </w:p>
         </w:tc>
@@ -11793,7 +11848,3209 @@
           <w:sz w:val="26"/>
           <w:szCs w:val="26"/>
         </w:rPr>
-        <w:t xml:space="preserve">6. 한계 — 이 보고서가 말하지 못하는 것</w:t>
+        <w:t xml:space="preserve">6. 결과 ③ — 판정 로직에 붙였을 때 (프로토타입)</w:t>
+      </w:r>
+    </w:p>
+    <w:p>
+      <w:pPr>
+        <w:spacing w:after="120"/>
+      </w:pPr>
+      <w:r>
+        <w:rPr>
+          <w:rFonts w:ascii="맑은 고딕" w:cs="맑은 고딕" w:eastAsia="맑은 고딕" w:hAnsi="맑은 고딕"/>
+          <w:sz w:val="20"/>
+          <w:szCs w:val="20"/>
+        </w:rPr>
+        <w:t xml:space="preserve">인코더 후보를 판정 규칙에 얹어 </w:t>
+      </w:r>
+      <w:r>
+        <w:rPr>
+          <w:rFonts w:ascii="맑은 고딕" w:cs="맑은 고딕" w:eastAsia="맑은 고딕" w:hAnsi="맑은 고딕"/>
+          <w:b/>
+          <w:bCs/>
+          <w:sz w:val="20"/>
+          <w:szCs w:val="20"/>
+        </w:rPr>
+        <w:t xml:space="preserve">확정 · 보류 · 통과</w:t>
+      </w:r>
+      <w:r>
+        <w:rPr>
+          <w:rFonts w:ascii="맑은 고딕" w:cs="맑은 고딕" w:eastAsia="맑은 고딕" w:hAnsi="맑은 고딕"/>
+          <w:sz w:val="20"/>
+          <w:szCs w:val="20"/>
+        </w:rPr>
+        <w:t xml:space="preserve">가 어떻게 달라지는지 쟀다. 같은 행을 「규칙만」과 「규칙 + 인코더」로 두 번 판정해 나란히 낸다. 버킷별 판정 · 인코더 층이 한 일 · 유형별 확정 같은 자세한 표는 「판정 로직 × 판정 인코더 결합 — 결과보고서」에 있다.</w:t>
+      </w:r>
+    </w:p>
+    <w:p>
+      <w:pPr>
+        <w:pStyle w:val="Heading2"/>
+        <w:keepNext/>
+        <w:spacing w:after="110" w:before="220"/>
+      </w:pPr>
+      <w:r>
+        <w:rPr>
+          <w:rFonts w:ascii="맑은 고딕" w:cs="맑은 고딕" w:eastAsia="맑은 고딕" w:hAnsi="맑은 고딕"/>
+          <w:b/>
+          <w:bCs/>
+          <w:color w:val="1C1C1F"/>
+          <w:sz w:val="22"/>
+          <w:szCs w:val="22"/>
+        </w:rPr>
+        <w:t xml:space="preserve">6-1. 무엇으로 쟀나</w:t>
+      </w:r>
+    </w:p>
+    <w:tbl>
+      <w:tblPr>
+        <w:tblW w:type="dxa" w:w="9638"/>
+        <w:tblBorders>
+          <w:top w:val="single" w:color="E3E3E6" w:sz="4"/>
+          <w:left w:val="single" w:color="E3E3E6" w:sz="4"/>
+          <w:bottom w:val="single" w:color="E3E3E6" w:sz="4"/>
+          <w:right w:val="single" w:color="E3E3E6" w:sz="4"/>
+          <w:insideH w:val="single" w:color="E3E3E6" w:sz="4"/>
+          <w:insideV w:val="single" w:color="E3E3E6" w:sz="4"/>
+        </w:tblBorders>
+      </w:tblPr>
+      <w:tblGrid>
+        <w:gridCol w:w="1734"/>
+        <w:gridCol w:w="7904"/>
+      </w:tblGrid>
+      <w:tr>
+        <w:trPr>
+          <w:cantSplit/>
+          <w:tblHeader/>
+        </w:trPr>
+        <w:tc>
+          <w:tcPr>
+            <w:tcW w:type="dxa" w:w="1734"/>
+            <w:shd w:fill="EAF1FE" w:val="clear"/>
+            <w:tcMar>
+              <w:top w:type="dxa" w:w="50"/>
+              <w:left w:type="dxa" w:w="90"/>
+              <w:bottom w:type="dxa" w:w="50"/>
+              <w:right w:type="dxa" w:w="90"/>
+            </w:tcMar>
+            <w:vAlign w:val="center"/>
+          </w:tcPr>
+          <w:p>
+            <w:r>
+              <w:rPr>
+                <w:rFonts w:ascii="맑은 고딕" w:cs="맑은 고딕" w:eastAsia="맑은 고딕" w:hAnsi="맑은 고딕"/>
+                <w:b/>
+                <w:bCs/>
+                <w:color w:val="1D4ED8"/>
+                <w:sz w:val="18"/>
+                <w:szCs w:val="18"/>
+              </w:rPr>
+              <w:t xml:space="preserve">항목</w:t>
+            </w:r>
+          </w:p>
+        </w:tc>
+        <w:tc>
+          <w:tcPr>
+            <w:tcW w:type="dxa" w:w="7904"/>
+            <w:shd w:fill="EAF1FE" w:val="clear"/>
+            <w:tcMar>
+              <w:top w:type="dxa" w:w="50"/>
+              <w:left w:type="dxa" w:w="90"/>
+              <w:bottom w:type="dxa" w:w="50"/>
+              <w:right w:type="dxa" w:w="90"/>
+            </w:tcMar>
+            <w:vAlign w:val="center"/>
+          </w:tcPr>
+          <w:p>
+            <w:r>
+              <w:rPr>
+                <w:rFonts w:ascii="맑은 고딕" w:cs="맑은 고딕" w:eastAsia="맑은 고딕" w:hAnsi="맑은 고딕"/>
+                <w:b/>
+                <w:bCs/>
+                <w:color w:val="1D4ED8"/>
+                <w:sz w:val="18"/>
+                <w:szCs w:val="18"/>
+              </w:rPr>
+              <w:t xml:space="preserve">내용</w:t>
+            </w:r>
+          </w:p>
+        </w:tc>
+      </w:tr>
+      <w:tr>
+        <w:trPr>
+          <w:cantSplit/>
+        </w:trPr>
+        <w:tc>
+          <w:tcPr>
+            <w:tcW w:type="dxa" w:w="1734"/>
+            <w:tcMar>
+              <w:top w:type="dxa" w:w="50"/>
+              <w:left w:type="dxa" w:w="90"/>
+              <w:bottom w:type="dxa" w:w="50"/>
+              <w:right w:type="dxa" w:w="90"/>
+            </w:tcMar>
+            <w:vAlign w:val="center"/>
+          </w:tcPr>
+          <w:p>
+            <w:r>
+              <w:rPr>
+                <w:rFonts w:ascii="맑은 고딕" w:cs="맑은 고딕" w:eastAsia="맑은 고딕" w:hAnsi="맑은 고딕"/>
+                <w:b w:val="false"/>
+                <w:bCs w:val="false"/>
+                <w:color w:val="1C1C1F"/>
+                <w:sz w:val="18"/>
+                <w:szCs w:val="18"/>
+              </w:rPr>
+              <w:t xml:space="preserve">규칙 판정</w:t>
+            </w:r>
+          </w:p>
+        </w:tc>
+        <w:tc>
+          <w:tcPr>
+            <w:tcW w:type="dxa" w:w="7904"/>
+            <w:tcMar>
+              <w:top w:type="dxa" w:w="50"/>
+              <w:left w:type="dxa" w:w="90"/>
+              <w:bottom w:type="dxa" w:w="50"/>
+              <w:right w:type="dxa" w:w="90"/>
+            </w:tcMar>
+            <w:vAlign w:val="center"/>
+          </w:tcPr>
+          <w:p>
+            <w:r>
+              <w:rPr>
+                <w:rFonts w:ascii="맑은 고딕" w:cs="맑은 고딕" w:eastAsia="맑은 고딕" w:hAnsi="맑은 고딕"/>
+                <w:b w:val="false"/>
+                <w:bCs w:val="false"/>
+                <w:color w:val="1C1C1F"/>
+                <w:sz w:val="18"/>
+                <w:szCs w:val="18"/>
+              </w:rPr>
+              <w:t xml:space="preserve">판정 그래프의 함수를 그대로 부른다 — app/graph.py(법별 노드 · judge · 전제별 분기) · app/premise.py · main ebb3f10 · rule-0.3.0-dict</w:t>
+            </w:r>
+          </w:p>
+        </w:tc>
+      </w:tr>
+      <w:tr>
+        <w:trPr>
+          <w:cantSplit/>
+        </w:trPr>
+        <w:tc>
+          <w:tcPr>
+            <w:tcW w:type="dxa" w:w="1734"/>
+            <w:tcMar>
+              <w:top w:type="dxa" w:w="50"/>
+              <w:left w:type="dxa" w:w="90"/>
+              <w:bottom w:type="dxa" w:w="50"/>
+              <w:right w:type="dxa" w:w="90"/>
+            </w:tcMar>
+            <w:vAlign w:val="center"/>
+          </w:tcPr>
+          <w:p>
+            <w:r>
+              <w:rPr>
+                <w:rFonts w:ascii="맑은 고딕" w:cs="맑은 고딕" w:eastAsia="맑은 고딕" w:hAnsi="맑은 고딕"/>
+                <w:b w:val="false"/>
+                <w:bCs w:val="false"/>
+                <w:color w:val="1C1C1F"/>
+                <w:sz w:val="18"/>
+                <w:szCs w:val="18"/>
+              </w:rPr>
+              <w:t xml:space="preserve">인코더 층</w:t>
+            </w:r>
+          </w:p>
+        </w:tc>
+        <w:tc>
+          <w:tcPr>
+            <w:tcW w:type="dxa" w:w="7904"/>
+            <w:tcMar>
+              <w:top w:type="dxa" w:w="50"/>
+              <w:left w:type="dxa" w:w="90"/>
+              <w:bottom w:type="dxa" w:w="50"/>
+              <w:right w:type="dxa" w:w="90"/>
+            </w:tcMar>
+            <w:vAlign w:val="center"/>
+          </w:tcPr>
+          <w:p>
+            <w:r>
+              <w:rPr>
+                <w:rFonts w:ascii="맑은 고딕" w:cs="맑은 고딕" w:eastAsia="맑은 고딕" w:hAnsi="맑은 고딕"/>
+                <w:b w:val="false"/>
+                <w:bCs w:val="false"/>
+                <w:color w:val="1C1C1F"/>
+                <w:sz w:val="18"/>
+                <w:szCs w:val="18"/>
+              </w:rPr>
+              <w:t xml:space="preserve">프로토타입이 더하는 것은 이것 하나다. 후보 A 의 저장 모델 · 저장 문턱 그대로</w:t>
+            </w:r>
+          </w:p>
+        </w:tc>
+      </w:tr>
+      <w:tr>
+        <w:trPr>
+          <w:cantSplit/>
+        </w:trPr>
+        <w:tc>
+          <w:tcPr>
+            <w:tcW w:type="dxa" w:w="1734"/>
+            <w:tcMar>
+              <w:top w:type="dxa" w:w="50"/>
+              <w:left w:type="dxa" w:w="90"/>
+              <w:bottom w:type="dxa" w:w="50"/>
+              <w:right w:type="dxa" w:w="90"/>
+            </w:tcMar>
+            <w:vAlign w:val="center"/>
+          </w:tcPr>
+          <w:p>
+            <w:r>
+              <w:rPr>
+                <w:rFonts w:ascii="맑은 고딕" w:cs="맑은 고딕" w:eastAsia="맑은 고딕" w:hAnsi="맑은 고딕"/>
+                <w:b w:val="false"/>
+                <w:bCs w:val="false"/>
+                <w:color w:val="1C1C1F"/>
+                <w:sz w:val="18"/>
+                <w:szCs w:val="18"/>
+              </w:rPr>
+              <w:t xml:space="preserve">채점 도구</w:t>
+            </w:r>
+          </w:p>
+        </w:tc>
+        <w:tc>
+          <w:tcPr>
+            <w:tcW w:type="dxa" w:w="7904"/>
+            <w:tcMar>
+              <w:top w:type="dxa" w:w="50"/>
+              <w:left w:type="dxa" w:w="90"/>
+              <w:bottom w:type="dxa" w:w="50"/>
+              <w:right w:type="dxa" w:w="90"/>
+            </w:tcMar>
+            <w:vAlign w:val="center"/>
+          </w:tcPr>
+          <w:p>
+            <w:r>
+              <w:rPr>
+                <w:rFonts w:ascii="맑은 고딕" w:cs="맑은 고딕" w:eastAsia="맑은 고딕" w:hAnsi="맑은 고딕"/>
+                <w:b w:val="false"/>
+                <w:bCs w:val="false"/>
+                <w:color w:val="1C1C1F"/>
+                <w:sz w:val="18"/>
+                <w:szCs w:val="18"/>
+              </w:rPr>
+              <w:t xml:space="preserve">팀장 평가 도구(scripts/eval_graph.py)의 predict · summarize — 팀장 기준선과 같은 자</w:t>
+            </w:r>
+          </w:p>
+        </w:tc>
+      </w:tr>
+      <w:tr>
+        <w:trPr>
+          <w:cantSplit/>
+        </w:trPr>
+        <w:tc>
+          <w:tcPr>
+            <w:tcW w:type="dxa" w:w="1734"/>
+            <w:tcMar>
+              <w:top w:type="dxa" w:w="50"/>
+              <w:left w:type="dxa" w:w="90"/>
+              <w:bottom w:type="dxa" w:w="50"/>
+              <w:right w:type="dxa" w:w="90"/>
+            </w:tcMar>
+            <w:vAlign w:val="center"/>
+          </w:tcPr>
+          <w:p>
+            <w:r>
+              <w:rPr>
+                <w:rFonts w:ascii="맑은 고딕" w:cs="맑은 고딕" w:eastAsia="맑은 고딕" w:hAnsi="맑은 고딕"/>
+                <w:b w:val="false"/>
+                <w:bCs w:val="false"/>
+                <w:color w:val="1C1C1F"/>
+                <w:sz w:val="18"/>
+                <w:szCs w:val="18"/>
+              </w:rPr>
+              <w:t xml:space="preserve">없는 것</w:t>
+            </w:r>
+          </w:p>
+        </w:tc>
+        <w:tc>
+          <w:tcPr>
+            <w:tcW w:type="dxa" w:w="7904"/>
+            <w:tcMar>
+              <w:top w:type="dxa" w:w="50"/>
+              <w:left w:type="dxa" w:w="90"/>
+              <w:bottom w:type="dxa" w:w="50"/>
+              <w:right w:type="dxa" w:w="90"/>
+            </w:tcMar>
+            <w:vAlign w:val="center"/>
+          </w:tcPr>
+          <w:p>
+            <w:r>
+              <w:rPr>
+                <w:rFonts w:ascii="맑은 고딕" w:cs="맑은 고딕" w:eastAsia="맑은 고딕" w:hAnsi="맑은 고딕"/>
+                <w:b w:val="false"/>
+                <w:bCs w:val="false"/>
+                <w:color w:val="1C1C1F"/>
+                <w:sz w:val="18"/>
+                <w:szCs w:val="18"/>
+              </w:rPr>
+              <w:t xml:space="preserve">조문 검색 · 위험도 하한(DB 가 있어야 한다). 그래서 확정 위반에는 위험도가 없고 종착은 대부분 보류다. 한 행을 한 문장으로 본다</w:t>
+            </w:r>
+          </w:p>
+        </w:tc>
+      </w:tr>
+      <w:tr>
+        <w:trPr>
+          <w:cantSplit/>
+        </w:trPr>
+        <w:tc>
+          <w:tcPr>
+            <w:tcW w:type="dxa" w:w="1734"/>
+            <w:tcMar>
+              <w:top w:type="dxa" w:w="50"/>
+              <w:left w:type="dxa" w:w="90"/>
+              <w:bottom w:type="dxa" w:w="50"/>
+              <w:right w:type="dxa" w:w="90"/>
+            </w:tcMar>
+            <w:vAlign w:val="center"/>
+          </w:tcPr>
+          <w:p>
+            <w:r>
+              <w:rPr>
+                <w:rFonts w:ascii="맑은 고딕" w:cs="맑은 고딕" w:eastAsia="맑은 고딕" w:hAnsi="맑은 고딕"/>
+                <w:b w:val="false"/>
+                <w:bCs w:val="false"/>
+                <w:color w:val="1C1C1F"/>
+                <w:sz w:val="18"/>
+                <w:szCs w:val="18"/>
+              </w:rPr>
+              <w:t xml:space="preserve">병기</w:t>
+            </w:r>
+          </w:p>
+        </w:tc>
+        <w:tc>
+          <w:tcPr>
+            <w:tcW w:type="dxa" w:w="7904"/>
+            <w:tcMar>
+              <w:top w:type="dxa" w:w="50"/>
+              <w:left w:type="dxa" w:w="90"/>
+              <w:bottom w:type="dxa" w:w="50"/>
+              <w:right w:type="dxa" w:w="90"/>
+            </w:tcMar>
+            <w:vAlign w:val="center"/>
+          </w:tcPr>
+          <w:p>
+            <w:r>
+              <w:rPr>
+                <w:rFonts w:ascii="맑은 고딕" w:cs="맑은 고딕" w:eastAsia="맑은 고딕" w:hAnsi="맑은 고딕"/>
+                <w:b w:val="false"/>
+                <w:bCs w:val="false"/>
+                <w:color w:val="1C1C1F"/>
+                <w:sz w:val="18"/>
+                <w:szCs w:val="18"/>
+              </w:rPr>
+              <w:t xml:space="preserve">무조건부(품목 미확정 · 2,489행) · 조건부(골든의 품목을 넘긴다 · 품목을 아는 2,225행) (D-306)</w:t>
+            </w:r>
+          </w:p>
+        </w:tc>
+      </w:tr>
+    </w:tbl>
+    <w:p>
+      <w:pPr>
+        <w:spacing w:after="60"/>
+      </w:pPr>
+    </w:p>
+    <w:tbl>
+      <w:tblPr>
+        <w:tblW w:type="dxa" w:w="9638"/>
+        <w:tblBorders>
+          <w:top w:val="single" w:color="E3E3E6" w:sz="4"/>
+          <w:left w:val="single" w:color="E3E3E6" w:sz="4"/>
+          <w:bottom w:val="single" w:color="E3E3E6" w:sz="4"/>
+          <w:right w:val="single" w:color="E3E3E6" w:sz="4"/>
+          <w:insideH w:val="single" w:color="E3E3E6" w:sz="4"/>
+          <w:insideV w:val="single" w:color="E3E3E6" w:sz="4"/>
+        </w:tblBorders>
+      </w:tblPr>
+      <w:tblGrid>
+        <w:gridCol w:w="481"/>
+        <w:gridCol w:w="6842"/>
+        <w:gridCol w:w="2315"/>
+      </w:tblGrid>
+      <w:tr>
+        <w:trPr>
+          <w:cantSplit/>
+          <w:tblHeader/>
+        </w:trPr>
+        <w:tc>
+          <w:tcPr>
+            <w:tcW w:type="dxa" w:w="481"/>
+            <w:shd w:fill="EAF1FE" w:val="clear"/>
+            <w:tcMar>
+              <w:top w:type="dxa" w:w="50"/>
+              <w:left w:type="dxa" w:w="90"/>
+              <w:bottom w:type="dxa" w:w="50"/>
+              <w:right w:type="dxa" w:w="90"/>
+            </w:tcMar>
+            <w:vAlign w:val="center"/>
+          </w:tcPr>
+          <w:p>
+            <w:r>
+              <w:rPr>
+                <w:rFonts w:ascii="맑은 고딕" w:cs="맑은 고딕" w:eastAsia="맑은 고딕" w:hAnsi="맑은 고딕"/>
+                <w:b/>
+                <w:bCs/>
+                <w:color w:val="1D4ED8"/>
+                <w:sz w:val="18"/>
+                <w:szCs w:val="18"/>
+              </w:rPr>
+              <w:t xml:space="preserve">#</w:t>
+            </w:r>
+          </w:p>
+        </w:tc>
+        <w:tc>
+          <w:tcPr>
+            <w:tcW w:type="dxa" w:w="6842"/>
+            <w:shd w:fill="EAF1FE" w:val="clear"/>
+            <w:tcMar>
+              <w:top w:type="dxa" w:w="50"/>
+              <w:left w:type="dxa" w:w="90"/>
+              <w:bottom w:type="dxa" w:w="50"/>
+              <w:right w:type="dxa" w:w="90"/>
+            </w:tcMar>
+            <w:vAlign w:val="center"/>
+          </w:tcPr>
+          <w:p>
+            <w:r>
+              <w:rPr>
+                <w:rFonts w:ascii="맑은 고딕" w:cs="맑은 고딕" w:eastAsia="맑은 고딕" w:hAnsi="맑은 고딕"/>
+                <w:b/>
+                <w:bCs/>
+                <w:color w:val="1D4ED8"/>
+                <w:sz w:val="18"/>
+                <w:szCs w:val="18"/>
+              </w:rPr>
+              <w:t xml:space="preserve">인코더 층의 규칙</w:t>
+            </w:r>
+          </w:p>
+        </w:tc>
+        <w:tc>
+          <w:tcPr>
+            <w:tcW w:type="dxa" w:w="2315"/>
+            <w:shd w:fill="EAF1FE" w:val="clear"/>
+            <w:tcMar>
+              <w:top w:type="dxa" w:w="50"/>
+              <w:left w:type="dxa" w:w="90"/>
+              <w:bottom w:type="dxa" w:w="50"/>
+              <w:right w:type="dxa" w:w="90"/>
+            </w:tcMar>
+            <w:vAlign w:val="center"/>
+          </w:tcPr>
+          <w:p>
+            <w:r>
+              <w:rPr>
+                <w:rFonts w:ascii="맑은 고딕" w:cs="맑은 고딕" w:eastAsia="맑은 고딕" w:hAnsi="맑은 고딕"/>
+                <w:b/>
+                <w:bCs/>
+                <w:color w:val="1D4ED8"/>
+                <w:sz w:val="18"/>
+                <w:szCs w:val="18"/>
+              </w:rPr>
+              <w:t xml:space="preserve">근거</w:t>
+            </w:r>
+          </w:p>
+        </w:tc>
+      </w:tr>
+      <w:tr>
+        <w:trPr>
+          <w:cantSplit/>
+        </w:trPr>
+        <w:tc>
+          <w:tcPr>
+            <w:tcW w:type="dxa" w:w="481"/>
+            <w:tcMar>
+              <w:top w:type="dxa" w:w="50"/>
+              <w:left w:type="dxa" w:w="90"/>
+              <w:bottom w:type="dxa" w:w="50"/>
+              <w:right w:type="dxa" w:w="90"/>
+            </w:tcMar>
+            <w:vAlign w:val="center"/>
+          </w:tcPr>
+          <w:p>
+            <w:r>
+              <w:rPr>
+                <w:rFonts w:ascii="맑은 고딕" w:cs="맑은 고딕" w:eastAsia="맑은 고딕" w:hAnsi="맑은 고딕"/>
+                <w:b w:val="false"/>
+                <w:bCs w:val="false"/>
+                <w:color w:val="1C1C1F"/>
+                <w:sz w:val="18"/>
+                <w:szCs w:val="18"/>
+              </w:rPr>
+              <w:t xml:space="preserve">1</w:t>
+            </w:r>
+          </w:p>
+        </w:tc>
+        <w:tc>
+          <w:tcPr>
+            <w:tcW w:type="dxa" w:w="6842"/>
+            <w:tcMar>
+              <w:top w:type="dxa" w:w="50"/>
+              <w:left w:type="dxa" w:w="90"/>
+              <w:bottom w:type="dxa" w:w="50"/>
+              <w:right w:type="dxa" w:w="90"/>
+            </w:tcMar>
+            <w:vAlign w:val="center"/>
+          </w:tcPr>
+          <w:p>
+            <w:r>
+              <w:rPr>
+                <w:rFonts w:ascii="맑은 고딕" w:cs="맑은 고딕" w:eastAsia="맑은 고딕" w:hAnsi="맑은 고딕"/>
+                <w:b w:val="false"/>
+                <w:bCs w:val="false"/>
+                <w:color w:val="1C1C1F"/>
+                <w:sz w:val="18"/>
+                <w:szCs w:val="18"/>
+              </w:rPr>
+              <w:t xml:space="preserve">인코더 후보만으로는 확정하지 않는다 — 보류 문장의 유형 후보로 싣는다</w:t>
+            </w:r>
+          </w:p>
+        </w:tc>
+        <w:tc>
+          <w:tcPr>
+            <w:tcW w:type="dxa" w:w="2315"/>
+            <w:tcMar>
+              <w:top w:type="dxa" w:w="50"/>
+              <w:left w:type="dxa" w:w="90"/>
+              <w:bottom w:type="dxa" w:w="50"/>
+              <w:right w:type="dxa" w:w="90"/>
+            </w:tcMar>
+            <w:vAlign w:val="center"/>
+          </w:tcPr>
+          <w:p>
+            <w:r>
+              <w:rPr>
+                <w:rFonts w:ascii="맑은 고딕" w:cs="맑은 고딕" w:eastAsia="맑은 고딕" w:hAnsi="맑은 고딕"/>
+                <w:b w:val="false"/>
+                <w:bCs w:val="false"/>
+                <w:color w:val="1C1C1F"/>
+                <w:sz w:val="18"/>
+                <w:szCs w:val="18"/>
+              </w:rPr>
+              <w:t xml:space="preserve">D-224 · D-131</w:t>
+            </w:r>
+          </w:p>
+        </w:tc>
+      </w:tr>
+      <w:tr>
+        <w:trPr>
+          <w:cantSplit/>
+        </w:trPr>
+        <w:tc>
+          <w:tcPr>
+            <w:tcW w:type="dxa" w:w="481"/>
+            <w:tcMar>
+              <w:top w:type="dxa" w:w="50"/>
+              <w:left w:type="dxa" w:w="90"/>
+              <w:bottom w:type="dxa" w:w="50"/>
+              <w:right w:type="dxa" w:w="90"/>
+            </w:tcMar>
+            <w:vAlign w:val="center"/>
+          </w:tcPr>
+          <w:p>
+            <w:r>
+              <w:rPr>
+                <w:rFonts w:ascii="맑은 고딕" w:cs="맑은 고딕" w:eastAsia="맑은 고딕" w:hAnsi="맑은 고딕"/>
+                <w:b w:val="false"/>
+                <w:bCs w:val="false"/>
+                <w:color w:val="1C1C1F"/>
+                <w:sz w:val="18"/>
+                <w:szCs w:val="18"/>
+              </w:rPr>
+              <w:t xml:space="preserve">2</w:t>
+            </w:r>
+          </w:p>
+        </w:tc>
+        <w:tc>
+          <w:tcPr>
+            <w:tcW w:type="dxa" w:w="6842"/>
+            <w:tcMar>
+              <w:top w:type="dxa" w:w="50"/>
+              <w:left w:type="dxa" w:w="90"/>
+              <w:bottom w:type="dxa" w:w="50"/>
+              <w:right w:type="dxa" w:w="90"/>
+            </w:tcMar>
+            <w:vAlign w:val="center"/>
+          </w:tcPr>
+          <w:p>
+            <w:r>
+              <w:rPr>
+                <w:rFonts w:ascii="맑은 고딕" w:cs="맑은 고딕" w:eastAsia="맑은 고딕" w:hAnsi="맑은 고딕"/>
+                <w:b w:val="false"/>
+                <w:bCs w:val="false"/>
+                <w:color w:val="1C1C1F"/>
+                <w:sz w:val="18"/>
+                <w:szCs w:val="18"/>
+              </w:rPr>
+              <w:t xml:space="preserve">사전이 확정한 위반은 인코더가 같은 유형에 후보를 낼 때만 확정으로 둔다. 아니면 보류</w:t>
+            </w:r>
+          </w:p>
+        </w:tc>
+        <w:tc>
+          <w:tcPr>
+            <w:tcW w:type="dxa" w:w="2315"/>
+            <w:tcMar>
+              <w:top w:type="dxa" w:w="50"/>
+              <w:left w:type="dxa" w:w="90"/>
+              <w:bottom w:type="dxa" w:w="50"/>
+              <w:right w:type="dxa" w:w="90"/>
+            </w:tcMar>
+            <w:vAlign w:val="center"/>
+          </w:tcPr>
+          <w:p>
+            <w:r>
+              <w:rPr>
+                <w:rFonts w:ascii="맑은 고딕" w:cs="맑은 고딕" w:eastAsia="맑은 고딕" w:hAnsi="맑은 고딕"/>
+                <w:b w:val="false"/>
+                <w:bCs w:val="false"/>
+                <w:color w:val="1C1C1F"/>
+                <w:sz w:val="18"/>
+                <w:szCs w:val="18"/>
+              </w:rPr>
+              <w:t xml:space="preserve">D-127 · [제안]</w:t>
+            </w:r>
+          </w:p>
+        </w:tc>
+      </w:tr>
+      <w:tr>
+        <w:trPr>
+          <w:cantSplit/>
+        </w:trPr>
+        <w:tc>
+          <w:tcPr>
+            <w:tcW w:type="dxa" w:w="481"/>
+            <w:tcMar>
+              <w:top w:type="dxa" w:w="50"/>
+              <w:left w:type="dxa" w:w="90"/>
+              <w:bottom w:type="dxa" w:w="50"/>
+              <w:right w:type="dxa" w:w="90"/>
+            </w:tcMar>
+            <w:vAlign w:val="center"/>
+          </w:tcPr>
+          <w:p>
+            <w:r>
+              <w:rPr>
+                <w:rFonts w:ascii="맑은 고딕" w:cs="맑은 고딕" w:eastAsia="맑은 고딕" w:hAnsi="맑은 고딕"/>
+                <w:b w:val="false"/>
+                <w:bCs w:val="false"/>
+                <w:color w:val="1C1C1F"/>
+                <w:sz w:val="18"/>
+                <w:szCs w:val="18"/>
+              </w:rPr>
+              <w:t xml:space="preserve">3</w:t>
+            </w:r>
+          </w:p>
+        </w:tc>
+        <w:tc>
+          <w:tcPr>
+            <w:tcW w:type="dxa" w:w="6842"/>
+            <w:tcMar>
+              <w:top w:type="dxa" w:w="50"/>
+              <w:left w:type="dxa" w:w="90"/>
+              <w:bottom w:type="dxa" w:w="50"/>
+              <w:right w:type="dxa" w:w="90"/>
+            </w:tcMar>
+            <w:vAlign w:val="center"/>
+          </w:tcPr>
+          <w:p>
+            <w:r>
+              <w:rPr>
+                <w:rFonts w:ascii="맑은 고딕" w:cs="맑은 고딕" w:eastAsia="맑은 고딕" w:hAnsi="맑은 고딕"/>
+                <w:b w:val="false"/>
+                <w:bCs w:val="false"/>
+                <w:color w:val="1C1C1F"/>
+                <w:sz w:val="18"/>
+                <w:szCs w:val="18"/>
+              </w:rPr>
+              <w:t xml:space="preserve">사전도 인코더도 조용할 때만 「확정 · 위반 없음」(통과). 문턱의 절반 이상인 유형이 있으면 보류(여유 구간 0.5)</w:t>
+            </w:r>
+          </w:p>
+        </w:tc>
+        <w:tc>
+          <w:tcPr>
+            <w:tcW w:type="dxa" w:w="2315"/>
+            <w:tcMar>
+              <w:top w:type="dxa" w:w="50"/>
+              <w:left w:type="dxa" w:w="90"/>
+              <w:bottom w:type="dxa" w:w="50"/>
+              <w:right w:type="dxa" w:w="90"/>
+            </w:tcMar>
+            <w:vAlign w:val="center"/>
+          </w:tcPr>
+          <w:p>
+            <w:r>
+              <w:rPr>
+                <w:rFonts w:ascii="맑은 고딕" w:cs="맑은 고딕" w:eastAsia="맑은 고딕" w:hAnsi="맑은 고딕"/>
+                <w:b w:val="false"/>
+                <w:bCs w:val="false"/>
+                <w:color w:val="1C1C1F"/>
+                <w:sz w:val="18"/>
+                <w:szCs w:val="18"/>
+              </w:rPr>
+              <w:t xml:space="preserve">D-273 · [임의]</w:t>
+            </w:r>
+          </w:p>
+        </w:tc>
+      </w:tr>
+      <w:tr>
+        <w:trPr>
+          <w:cantSplit/>
+        </w:trPr>
+        <w:tc>
+          <w:tcPr>
+            <w:tcW w:type="dxa" w:w="481"/>
+            <w:tcMar>
+              <w:top w:type="dxa" w:w="50"/>
+              <w:left w:type="dxa" w:w="90"/>
+              <w:bottom w:type="dxa" w:w="50"/>
+              <w:right w:type="dxa" w:w="90"/>
+            </w:tcMar>
+            <w:vAlign w:val="center"/>
+          </w:tcPr>
+          <w:p>
+            <w:r>
+              <w:rPr>
+                <w:rFonts w:ascii="맑은 고딕" w:cs="맑은 고딕" w:eastAsia="맑은 고딕" w:hAnsi="맑은 고딕"/>
+                <w:b w:val="false"/>
+                <w:bCs w:val="false"/>
+                <w:color w:val="1C1C1F"/>
+                <w:sz w:val="18"/>
+                <w:szCs w:val="18"/>
+              </w:rPr>
+              <w:t xml:space="preserve">4</w:t>
+            </w:r>
+          </w:p>
+        </w:tc>
+        <w:tc>
+          <w:tcPr>
+            <w:tcW w:type="dxa" w:w="6842"/>
+            <w:tcMar>
+              <w:top w:type="dxa" w:w="50"/>
+              <w:left w:type="dxa" w:w="90"/>
+              <w:bottom w:type="dxa" w:w="50"/>
+              <w:right w:type="dxa" w:w="90"/>
+            </w:tcMar>
+            <w:vAlign w:val="center"/>
+          </w:tcPr>
+          <w:p>
+            <w:r>
+              <w:rPr>
+                <w:rFonts w:ascii="맑은 고딕" w:cs="맑은 고딕" w:eastAsia="맑은 고딕" w:hAnsi="맑은 고딕"/>
+                <w:b w:val="false"/>
+                <w:bCs w:val="false"/>
+                <w:color w:val="1C1C1F"/>
+                <w:sz w:val="18"/>
+                <w:szCs w:val="18"/>
+              </w:rPr>
+              <w:t xml:space="preserve">자격 없는 사전 적중이 있으면 인코더가 조용해도 보류</w:t>
+            </w:r>
+          </w:p>
+        </w:tc>
+        <w:tc>
+          <w:tcPr>
+            <w:tcW w:type="dxa" w:w="2315"/>
+            <w:tcMar>
+              <w:top w:type="dxa" w:w="50"/>
+              <w:left w:type="dxa" w:w="90"/>
+              <w:bottom w:type="dxa" w:w="50"/>
+              <w:right w:type="dxa" w:w="90"/>
+            </w:tcMar>
+            <w:vAlign w:val="center"/>
+          </w:tcPr>
+          <w:p>
+            <w:r>
+              <w:rPr>
+                <w:rFonts w:ascii="맑은 고딕" w:cs="맑은 고딕" w:eastAsia="맑은 고딕" w:hAnsi="맑은 고딕"/>
+                <w:b w:val="false"/>
+                <w:bCs w:val="false"/>
+                <w:color w:val="1C1C1F"/>
+                <w:sz w:val="18"/>
+                <w:szCs w:val="18"/>
+              </w:rPr>
+              <w:t xml:space="preserve">D-311</w:t>
+            </w:r>
+          </w:p>
+        </w:tc>
+      </w:tr>
+      <w:tr>
+        <w:trPr>
+          <w:cantSplit/>
+        </w:trPr>
+        <w:tc>
+          <w:tcPr>
+            <w:tcW w:type="dxa" w:w="481"/>
+            <w:tcMar>
+              <w:top w:type="dxa" w:w="50"/>
+              <w:left w:type="dxa" w:w="90"/>
+              <w:bottom w:type="dxa" w:w="50"/>
+              <w:right w:type="dxa" w:w="90"/>
+            </w:tcMar>
+            <w:vAlign w:val="center"/>
+          </w:tcPr>
+          <w:p>
+            <w:r>
+              <w:rPr>
+                <w:rFonts w:ascii="맑은 고딕" w:cs="맑은 고딕" w:eastAsia="맑은 고딕" w:hAnsi="맑은 고딕"/>
+                <w:b w:val="false"/>
+                <w:bCs w:val="false"/>
+                <w:color w:val="1C1C1F"/>
+                <w:sz w:val="18"/>
+                <w:szCs w:val="18"/>
+              </w:rPr>
+              <w:t xml:space="preserve">5</w:t>
+            </w:r>
+          </w:p>
+        </w:tc>
+        <w:tc>
+          <w:tcPr>
+            <w:tcW w:type="dxa" w:w="6842"/>
+            <w:tcMar>
+              <w:top w:type="dxa" w:w="50"/>
+              <w:left w:type="dxa" w:w="90"/>
+              <w:bottom w:type="dxa" w:w="50"/>
+              <w:right w:type="dxa" w:w="90"/>
+            </w:tcMar>
+            <w:vAlign w:val="center"/>
+          </w:tcPr>
+          <w:p>
+            <w:r>
+              <w:rPr>
+                <w:rFonts w:ascii="맑은 고딕" w:cs="맑은 고딕" w:eastAsia="맑은 고딕" w:hAnsi="맑은 고딕"/>
+                <w:b w:val="false"/>
+                <w:bCs w:val="false"/>
+                <w:color w:val="1C1C1F"/>
+                <w:sz w:val="18"/>
+                <w:szCs w:val="18"/>
+              </w:rPr>
+              <w:t xml:space="preserve">품목 미확정 · 주된 광고법을 안 본 품목에는 통과가 없다</w:t>
+            </w:r>
+          </w:p>
+        </w:tc>
+        <w:tc>
+          <w:tcPr>
+            <w:tcW w:type="dxa" w:w="2315"/>
+            <w:tcMar>
+              <w:top w:type="dxa" w:w="50"/>
+              <w:left w:type="dxa" w:w="90"/>
+              <w:bottom w:type="dxa" w:w="50"/>
+              <w:right w:type="dxa" w:w="90"/>
+            </w:tcMar>
+            <w:vAlign w:val="center"/>
+          </w:tcPr>
+          <w:p>
+            <w:r>
+              <w:rPr>
+                <w:rFonts w:ascii="맑은 고딕" w:cs="맑은 고딕" w:eastAsia="맑은 고딕" w:hAnsi="맑은 고딕"/>
+                <w:b w:val="false"/>
+                <w:bCs w:val="false"/>
+                <w:color w:val="1C1C1F"/>
+                <w:sz w:val="18"/>
+                <w:szCs w:val="18"/>
+              </w:rPr>
+              <w:t xml:space="preserve">D-319 ② · D-314</w:t>
+            </w:r>
+          </w:p>
+        </w:tc>
+      </w:tr>
+      <w:tr>
+        <w:trPr>
+          <w:cantSplit/>
+        </w:trPr>
+        <w:tc>
+          <w:tcPr>
+            <w:tcW w:type="dxa" w:w="481"/>
+            <w:tcMar>
+              <w:top w:type="dxa" w:w="50"/>
+              <w:left w:type="dxa" w:w="90"/>
+              <w:bottom w:type="dxa" w:w="50"/>
+              <w:right w:type="dxa" w:w="90"/>
+            </w:tcMar>
+            <w:vAlign w:val="center"/>
+          </w:tcPr>
+          <w:p>
+            <w:r>
+              <w:rPr>
+                <w:rFonts w:ascii="맑은 고딕" w:cs="맑은 고딕" w:eastAsia="맑은 고딕" w:hAnsi="맑은 고딕"/>
+                <w:b w:val="false"/>
+                <w:bCs w:val="false"/>
+                <w:color w:val="1C1C1F"/>
+                <w:sz w:val="18"/>
+                <w:szCs w:val="18"/>
+              </w:rPr>
+              <w:t xml:space="preserve">6</w:t>
+            </w:r>
+          </w:p>
+        </w:tc>
+        <w:tc>
+          <w:tcPr>
+            <w:tcW w:type="dxa" w:w="6842"/>
+            <w:tcMar>
+              <w:top w:type="dxa" w:w="50"/>
+              <w:left w:type="dxa" w:w="90"/>
+              <w:bottom w:type="dxa" w:w="50"/>
+              <w:right w:type="dxa" w:w="90"/>
+            </w:tcMar>
+            <w:vAlign w:val="center"/>
+          </w:tcPr>
+          <w:p>
+            <w:r>
+              <w:rPr>
+                <w:rFonts w:ascii="맑은 고딕" w:cs="맑은 고딕" w:eastAsia="맑은 고딕" w:hAnsi="맑은 고딕"/>
+                <w:b w:val="false"/>
+                <w:bCs w:val="false"/>
+                <w:color w:val="1C1C1F"/>
+                <w:sz w:val="18"/>
+                <w:szCs w:val="18"/>
+              </w:rPr>
+              <w:t xml:space="preserve">건강기능식품 전제에서는 3호 후보가 서지 않는다 · 거래 조건 문장은 표시광고법 유형만 후보로</w:t>
+            </w:r>
+          </w:p>
+        </w:tc>
+        <w:tc>
+          <w:tcPr>
+            <w:tcW w:type="dxa" w:w="2315"/>
+            <w:tcMar>
+              <w:top w:type="dxa" w:w="50"/>
+              <w:left w:type="dxa" w:w="90"/>
+              <w:bottom w:type="dxa" w:w="50"/>
+              <w:right w:type="dxa" w:w="90"/>
+            </w:tcMar>
+            <w:vAlign w:val="center"/>
+          </w:tcPr>
+          <w:p>
+            <w:r>
+              <w:rPr>
+                <w:rFonts w:ascii="맑은 고딕" w:cs="맑은 고딕" w:eastAsia="맑은 고딕" w:hAnsi="맑은 고딕"/>
+                <w:b w:val="false"/>
+                <w:bCs w:val="false"/>
+                <w:color w:val="1C1C1F"/>
+                <w:sz w:val="18"/>
+                <w:szCs w:val="18"/>
+              </w:rPr>
+              <w:t xml:space="preserve">D-319 ④′ · D-272 개정</w:t>
+            </w:r>
+          </w:p>
+        </w:tc>
+      </w:tr>
+    </w:tbl>
+    <w:p>
+      <w:pPr>
+        <w:pStyle w:val="Heading2"/>
+        <w:keepNext/>
+        <w:spacing w:after="110" w:before="220"/>
+      </w:pPr>
+      <w:r>
+        <w:rPr>
+          <w:rFonts w:ascii="맑은 고딕" w:cs="맑은 고딕" w:eastAsia="맑은 고딕" w:hAnsi="맑은 고딕"/>
+          <w:b/>
+          <w:bCs/>
+          <w:color w:val="1C1C1F"/>
+          <w:sz w:val="22"/>
+          <w:szCs w:val="22"/>
+        </w:rPr>
+        <w:t xml:space="preserve">6-2. 채점 전에 dev 로 정한 것</w:t>
+      </w:r>
+    </w:p>
+    <w:p>
+      <w:pPr>
+        <w:spacing w:after="120"/>
+      </w:pPr>
+      <w:r>
+        <w:rPr>
+          <w:rFonts w:ascii="맑은 고딕" w:cs="맑은 고딕" w:eastAsia="맑은 고딕" w:hAnsi="맑은 고딕"/>
+          <w:sz w:val="20"/>
+          <w:szCs w:val="20"/>
+        </w:rPr>
+        <w:t xml:space="preserve">설정은 dev 에서 정하고 test 는 그 값으로 한 번 쟀다(D-175). 여유 구간은 dev(조건부 413행)에서 훑었다.</w:t>
+      </w:r>
+    </w:p>
+    <w:tbl>
+      <w:tblPr>
+        <w:tblW w:type="dxa" w:w="9638"/>
+        <w:tblBorders>
+          <w:top w:val="single" w:color="E3E3E6" w:sz="4"/>
+          <w:left w:val="single" w:color="E3E3E6" w:sz="4"/>
+          <w:bottom w:val="single" w:color="E3E3E6" w:sz="4"/>
+          <w:right w:val="single" w:color="E3E3E6" w:sz="4"/>
+          <w:insideH w:val="single" w:color="E3E3E6" w:sz="4"/>
+          <w:insideV w:val="single" w:color="E3E3E6" w:sz="4"/>
+        </w:tblBorders>
+      </w:tblPr>
+      <w:tblGrid>
+        <w:gridCol w:w="2120"/>
+        <w:gridCol w:w="2698"/>
+        <w:gridCol w:w="2409"/>
+        <w:gridCol w:w="2411"/>
+      </w:tblGrid>
+      <w:tr>
+        <w:trPr>
+          <w:cantSplit/>
+          <w:tblHeader/>
+        </w:trPr>
+        <w:tc>
+          <w:tcPr>
+            <w:tcW w:type="dxa" w:w="2120"/>
+            <w:shd w:fill="EAF1FE" w:val="clear"/>
+            <w:tcMar>
+              <w:top w:type="dxa" w:w="50"/>
+              <w:left w:type="dxa" w:w="90"/>
+              <w:bottom w:type="dxa" w:w="50"/>
+              <w:right w:type="dxa" w:w="90"/>
+            </w:tcMar>
+            <w:vAlign w:val="center"/>
+          </w:tcPr>
+          <w:p>
+            <w:r>
+              <w:rPr>
+                <w:rFonts w:ascii="맑은 고딕" w:cs="맑은 고딕" w:eastAsia="맑은 고딕" w:hAnsi="맑은 고딕"/>
+                <w:b/>
+                <w:bCs/>
+                <w:color w:val="1D4ED8"/>
+                <w:sz w:val="18"/>
+                <w:szCs w:val="18"/>
+              </w:rPr>
+              <w:t xml:space="preserve">여유 구간</w:t>
+            </w:r>
+          </w:p>
+        </w:tc>
+        <w:tc>
+          <w:tcPr>
+            <w:tcW w:type="dxa" w:w="2698"/>
+            <w:shd w:fill="EAF1FE" w:val="clear"/>
+            <w:tcMar>
+              <w:top w:type="dxa" w:w="50"/>
+              <w:left w:type="dxa" w:w="90"/>
+              <w:bottom w:type="dxa" w:w="50"/>
+              <w:right w:type="dxa" w:w="90"/>
+            </w:tcMar>
+            <w:vAlign w:val="center"/>
+          </w:tcPr>
+          <w:p>
+            <w:r>
+              <w:rPr>
+                <w:rFonts w:ascii="맑은 고딕" w:cs="맑은 고딕" w:eastAsia="맑은 고딕" w:hAnsi="맑은 고딕"/>
+                <w:b/>
+                <w:bCs/>
+                <w:color w:val="1D4ED8"/>
+                <w:sz w:val="18"/>
+                <w:szCs w:val="18"/>
+              </w:rPr>
+              <w:t xml:space="preserve">위반인데 조용 (놓침)</w:t>
+            </w:r>
+          </w:p>
+        </w:tc>
+        <w:tc>
+          <w:tcPr>
+            <w:tcW w:type="dxa" w:w="2409"/>
+            <w:shd w:fill="EAF1FE" w:val="clear"/>
+            <w:tcMar>
+              <w:top w:type="dxa" w:w="50"/>
+              <w:left w:type="dxa" w:w="90"/>
+              <w:bottom w:type="dxa" w:w="50"/>
+              <w:right w:type="dxa" w:w="90"/>
+            </w:tcMar>
+            <w:vAlign w:val="center"/>
+          </w:tcPr>
+          <w:p>
+            <w:r>
+              <w:rPr>
+                <w:rFonts w:ascii="맑은 고딕" w:cs="맑은 고딕" w:eastAsia="맑은 고딕" w:hAnsi="맑은 고딕"/>
+                <w:b/>
+                <w:bCs/>
+                <w:color w:val="1D4ED8"/>
+                <w:sz w:val="18"/>
+                <w:szCs w:val="18"/>
+              </w:rPr>
+              <w:t xml:space="preserve">조건 D 가 조용</w:t>
+            </w:r>
+          </w:p>
+        </w:tc>
+        <w:tc>
+          <w:tcPr>
+            <w:tcW w:type="dxa" w:w="2411"/>
+            <w:shd w:fill="EAF1FE" w:val="clear"/>
+            <w:tcMar>
+              <w:top w:type="dxa" w:w="50"/>
+              <w:left w:type="dxa" w:w="90"/>
+              <w:bottom w:type="dxa" w:w="50"/>
+              <w:right w:type="dxa" w:w="90"/>
+            </w:tcMar>
+            <w:vAlign w:val="center"/>
+          </w:tcPr>
+          <w:p>
+            <w:r>
+              <w:rPr>
+                <w:rFonts w:ascii="맑은 고딕" w:cs="맑은 고딕" w:eastAsia="맑은 고딕" w:hAnsi="맑은 고딕"/>
+                <w:b/>
+                <w:bCs/>
+                <w:color w:val="1D4ED8"/>
+                <w:sz w:val="18"/>
+                <w:szCs w:val="18"/>
+              </w:rPr>
+              <w:t xml:space="preserve">조건 L 이 조용</w:t>
+            </w:r>
+          </w:p>
+        </w:tc>
+      </w:tr>
+      <w:tr>
+        <w:trPr>
+          <w:cantSplit/>
+        </w:trPr>
+        <w:tc>
+          <w:tcPr>
+            <w:tcW w:type="dxa" w:w="2120"/>
+            <w:tcMar>
+              <w:top w:type="dxa" w:w="50"/>
+              <w:left w:type="dxa" w:w="90"/>
+              <w:bottom w:type="dxa" w:w="50"/>
+              <w:right w:type="dxa" w:w="90"/>
+            </w:tcMar>
+            <w:vAlign w:val="center"/>
+          </w:tcPr>
+          <w:p>
+            <w:r>
+              <w:rPr>
+                <w:rFonts w:ascii="맑은 고딕" w:cs="맑은 고딕" w:eastAsia="맑은 고딕" w:hAnsi="맑은 고딕"/>
+                <w:b w:val="false"/>
+                <w:bCs w:val="false"/>
+                <w:color w:val="1C1C1F"/>
+                <w:sz w:val="18"/>
+                <w:szCs w:val="18"/>
+              </w:rPr>
+              <w:t xml:space="preserve">1.0 (끔)</w:t>
+            </w:r>
+          </w:p>
+        </w:tc>
+        <w:tc>
+          <w:tcPr>
+            <w:tcW w:type="dxa" w:w="2698"/>
+            <w:tcMar>
+              <w:top w:type="dxa" w:w="50"/>
+              <w:left w:type="dxa" w:w="90"/>
+              <w:bottom w:type="dxa" w:w="50"/>
+              <w:right w:type="dxa" w:w="90"/>
+            </w:tcMar>
+            <w:vAlign w:val="center"/>
+          </w:tcPr>
+          <w:p>
+            <w:r>
+              <w:rPr>
+                <w:rFonts w:ascii="맑은 고딕" w:cs="맑은 고딕" w:eastAsia="맑은 고딕" w:hAnsi="맑은 고딕"/>
+                <w:b w:val="false"/>
+                <w:bCs w:val="false"/>
+                <w:color w:val="1C1C1F"/>
+                <w:sz w:val="18"/>
+                <w:szCs w:val="18"/>
+              </w:rPr>
+              <w:t xml:space="preserve">6/341</w:t>
+            </w:r>
+          </w:p>
+        </w:tc>
+        <w:tc>
+          <w:tcPr>
+            <w:tcW w:type="dxa" w:w="2409"/>
+            <w:tcMar>
+              <w:top w:type="dxa" w:w="50"/>
+              <w:left w:type="dxa" w:w="90"/>
+              <w:bottom w:type="dxa" w:w="50"/>
+              <w:right w:type="dxa" w:w="90"/>
+            </w:tcMar>
+            <w:vAlign w:val="center"/>
+          </w:tcPr>
+          <w:p>
+            <w:r>
+              <w:rPr>
+                <w:rFonts w:ascii="맑은 고딕" w:cs="맑은 고딕" w:eastAsia="맑은 고딕" w:hAnsi="맑은 고딕"/>
+                <w:b w:val="false"/>
+                <w:bCs w:val="false"/>
+                <w:color w:val="1C1C1F"/>
+                <w:sz w:val="18"/>
+                <w:szCs w:val="18"/>
+              </w:rPr>
+              <w:t xml:space="preserve">49/62</w:t>
+            </w:r>
+          </w:p>
+        </w:tc>
+        <w:tc>
+          <w:tcPr>
+            <w:tcW w:type="dxa" w:w="2411"/>
+            <w:tcMar>
+              <w:top w:type="dxa" w:w="50"/>
+              <w:left w:type="dxa" w:w="90"/>
+              <w:bottom w:type="dxa" w:w="50"/>
+              <w:right w:type="dxa" w:w="90"/>
+            </w:tcMar>
+            <w:vAlign w:val="center"/>
+          </w:tcPr>
+          <w:p>
+            <w:r>
+              <w:rPr>
+                <w:rFonts w:ascii="맑은 고딕" w:cs="맑은 고딕" w:eastAsia="맑은 고딕" w:hAnsi="맑은 고딕"/>
+                <w:b w:val="false"/>
+                <w:bCs w:val="false"/>
+                <w:color w:val="1C1C1F"/>
+                <w:sz w:val="18"/>
+                <w:szCs w:val="18"/>
+              </w:rPr>
+              <w:t xml:space="preserve">2/10</w:t>
+            </w:r>
+          </w:p>
+        </w:tc>
+      </w:tr>
+      <w:tr>
+        <w:trPr>
+          <w:cantSplit/>
+        </w:trPr>
+        <w:tc>
+          <w:tcPr>
+            <w:tcW w:type="dxa" w:w="2120"/>
+            <w:tcMar>
+              <w:top w:type="dxa" w:w="50"/>
+              <w:left w:type="dxa" w:w="90"/>
+              <w:bottom w:type="dxa" w:w="50"/>
+              <w:right w:type="dxa" w:w="90"/>
+            </w:tcMar>
+            <w:vAlign w:val="center"/>
+          </w:tcPr>
+          <w:p>
+            <w:r>
+              <w:rPr>
+                <w:rFonts w:ascii="맑은 고딕" w:cs="맑은 고딕" w:eastAsia="맑은 고딕" w:hAnsi="맑은 고딕"/>
+                <w:b w:val="false"/>
+                <w:bCs w:val="false"/>
+                <w:color w:val="1C1C1F"/>
+                <w:sz w:val="18"/>
+                <w:szCs w:val="18"/>
+              </w:rPr>
+              <w:t xml:space="preserve">0.8</w:t>
+            </w:r>
+          </w:p>
+        </w:tc>
+        <w:tc>
+          <w:tcPr>
+            <w:tcW w:type="dxa" w:w="2698"/>
+            <w:tcMar>
+              <w:top w:type="dxa" w:w="50"/>
+              <w:left w:type="dxa" w:w="90"/>
+              <w:bottom w:type="dxa" w:w="50"/>
+              <w:right w:type="dxa" w:w="90"/>
+            </w:tcMar>
+            <w:vAlign w:val="center"/>
+          </w:tcPr>
+          <w:p>
+            <w:r>
+              <w:rPr>
+                <w:rFonts w:ascii="맑은 고딕" w:cs="맑은 고딕" w:eastAsia="맑은 고딕" w:hAnsi="맑은 고딕"/>
+                <w:b w:val="false"/>
+                <w:bCs w:val="false"/>
+                <w:color w:val="1C1C1F"/>
+                <w:sz w:val="18"/>
+                <w:szCs w:val="18"/>
+              </w:rPr>
+              <w:t xml:space="preserve">2/341</w:t>
+            </w:r>
+          </w:p>
+        </w:tc>
+        <w:tc>
+          <w:tcPr>
+            <w:tcW w:type="dxa" w:w="2409"/>
+            <w:tcMar>
+              <w:top w:type="dxa" w:w="50"/>
+              <w:left w:type="dxa" w:w="90"/>
+              <w:bottom w:type="dxa" w:w="50"/>
+              <w:right w:type="dxa" w:w="90"/>
+            </w:tcMar>
+            <w:vAlign w:val="center"/>
+          </w:tcPr>
+          <w:p>
+            <w:r>
+              <w:rPr>
+                <w:rFonts w:ascii="맑은 고딕" w:cs="맑은 고딕" w:eastAsia="맑은 고딕" w:hAnsi="맑은 고딕"/>
+                <w:b w:val="false"/>
+                <w:bCs w:val="false"/>
+                <w:color w:val="1C1C1F"/>
+                <w:sz w:val="18"/>
+                <w:szCs w:val="18"/>
+              </w:rPr>
+              <w:t xml:space="preserve">47/62</w:t>
+            </w:r>
+          </w:p>
+        </w:tc>
+        <w:tc>
+          <w:tcPr>
+            <w:tcW w:type="dxa" w:w="2411"/>
+            <w:tcMar>
+              <w:top w:type="dxa" w:w="50"/>
+              <w:left w:type="dxa" w:w="90"/>
+              <w:bottom w:type="dxa" w:w="50"/>
+              <w:right w:type="dxa" w:w="90"/>
+            </w:tcMar>
+            <w:vAlign w:val="center"/>
+          </w:tcPr>
+          <w:p>
+            <w:r>
+              <w:rPr>
+                <w:rFonts w:ascii="맑은 고딕" w:cs="맑은 고딕" w:eastAsia="맑은 고딕" w:hAnsi="맑은 고딕"/>
+                <w:b w:val="false"/>
+                <w:bCs w:val="false"/>
+                <w:color w:val="1C1C1F"/>
+                <w:sz w:val="18"/>
+                <w:szCs w:val="18"/>
+              </w:rPr>
+              <w:t xml:space="preserve">0/10</w:t>
+            </w:r>
+          </w:p>
+        </w:tc>
+      </w:tr>
+      <w:tr>
+        <w:trPr>
+          <w:cantSplit/>
+        </w:trPr>
+        <w:tc>
+          <w:tcPr>
+            <w:tcW w:type="dxa" w:w="2120"/>
+            <w:tcMar>
+              <w:top w:type="dxa" w:w="50"/>
+              <w:left w:type="dxa" w:w="90"/>
+              <w:bottom w:type="dxa" w:w="50"/>
+              <w:right w:type="dxa" w:w="90"/>
+            </w:tcMar>
+            <w:vAlign w:val="center"/>
+          </w:tcPr>
+          <w:p>
+            <w:r>
+              <w:rPr>
+                <w:rFonts w:ascii="맑은 고딕" w:cs="맑은 고딕" w:eastAsia="맑은 고딕" w:hAnsi="맑은 고딕"/>
+                <w:b w:val="false"/>
+                <w:bCs w:val="false"/>
+                <w:color w:val="1C1C1F"/>
+                <w:sz w:val="18"/>
+                <w:szCs w:val="18"/>
+              </w:rPr>
+              <w:t xml:space="preserve">0.7</w:t>
+            </w:r>
+          </w:p>
+        </w:tc>
+        <w:tc>
+          <w:tcPr>
+            <w:tcW w:type="dxa" w:w="2698"/>
+            <w:tcMar>
+              <w:top w:type="dxa" w:w="50"/>
+              <w:left w:type="dxa" w:w="90"/>
+              <w:bottom w:type="dxa" w:w="50"/>
+              <w:right w:type="dxa" w:w="90"/>
+            </w:tcMar>
+            <w:vAlign w:val="center"/>
+          </w:tcPr>
+          <w:p>
+            <w:r>
+              <w:rPr>
+                <w:rFonts w:ascii="맑은 고딕" w:cs="맑은 고딕" w:eastAsia="맑은 고딕" w:hAnsi="맑은 고딕"/>
+                <w:b w:val="false"/>
+                <w:bCs w:val="false"/>
+                <w:color w:val="1C1C1F"/>
+                <w:sz w:val="18"/>
+                <w:szCs w:val="18"/>
+              </w:rPr>
+              <w:t xml:space="preserve">1/341</w:t>
+            </w:r>
+          </w:p>
+        </w:tc>
+        <w:tc>
+          <w:tcPr>
+            <w:tcW w:type="dxa" w:w="2409"/>
+            <w:tcMar>
+              <w:top w:type="dxa" w:w="50"/>
+              <w:left w:type="dxa" w:w="90"/>
+              <w:bottom w:type="dxa" w:w="50"/>
+              <w:right w:type="dxa" w:w="90"/>
+            </w:tcMar>
+            <w:vAlign w:val="center"/>
+          </w:tcPr>
+          <w:p>
+            <w:r>
+              <w:rPr>
+                <w:rFonts w:ascii="맑은 고딕" w:cs="맑은 고딕" w:eastAsia="맑은 고딕" w:hAnsi="맑은 고딕"/>
+                <w:b w:val="false"/>
+                <w:bCs w:val="false"/>
+                <w:color w:val="1C1C1F"/>
+                <w:sz w:val="18"/>
+                <w:szCs w:val="18"/>
+              </w:rPr>
+              <w:t xml:space="preserve">46/62</w:t>
+            </w:r>
+          </w:p>
+        </w:tc>
+        <w:tc>
+          <w:tcPr>
+            <w:tcW w:type="dxa" w:w="2411"/>
+            <w:tcMar>
+              <w:top w:type="dxa" w:w="50"/>
+              <w:left w:type="dxa" w:w="90"/>
+              <w:bottom w:type="dxa" w:w="50"/>
+              <w:right w:type="dxa" w:w="90"/>
+            </w:tcMar>
+            <w:vAlign w:val="center"/>
+          </w:tcPr>
+          <w:p>
+            <w:r>
+              <w:rPr>
+                <w:rFonts w:ascii="맑은 고딕" w:cs="맑은 고딕" w:eastAsia="맑은 고딕" w:hAnsi="맑은 고딕"/>
+                <w:b w:val="false"/>
+                <w:bCs w:val="false"/>
+                <w:color w:val="1C1C1F"/>
+                <w:sz w:val="18"/>
+                <w:szCs w:val="18"/>
+              </w:rPr>
+              <w:t xml:space="preserve">0/10</w:t>
+            </w:r>
+          </w:p>
+        </w:tc>
+      </w:tr>
+      <w:tr>
+        <w:trPr>
+          <w:cantSplit/>
+        </w:trPr>
+        <w:tc>
+          <w:tcPr>
+            <w:tcW w:type="dxa" w:w="2120"/>
+            <w:tcMar>
+              <w:top w:type="dxa" w:w="50"/>
+              <w:left w:type="dxa" w:w="90"/>
+              <w:bottom w:type="dxa" w:w="50"/>
+              <w:right w:type="dxa" w:w="90"/>
+            </w:tcMar>
+            <w:vAlign w:val="center"/>
+          </w:tcPr>
+          <w:p>
+            <w:r>
+              <w:rPr>
+                <w:rFonts w:ascii="맑은 고딕" w:cs="맑은 고딕" w:eastAsia="맑은 고딕" w:hAnsi="맑은 고딕"/>
+                <w:b w:val="false"/>
+                <w:bCs w:val="false"/>
+                <w:color w:val="1C1C1F"/>
+                <w:sz w:val="18"/>
+                <w:szCs w:val="18"/>
+              </w:rPr>
+              <w:t xml:space="preserve">0.6</w:t>
+            </w:r>
+          </w:p>
+        </w:tc>
+        <w:tc>
+          <w:tcPr>
+            <w:tcW w:type="dxa" w:w="2698"/>
+            <w:tcMar>
+              <w:top w:type="dxa" w:w="50"/>
+              <w:left w:type="dxa" w:w="90"/>
+              <w:bottom w:type="dxa" w:w="50"/>
+              <w:right w:type="dxa" w:w="90"/>
+            </w:tcMar>
+            <w:vAlign w:val="center"/>
+          </w:tcPr>
+          <w:p>
+            <w:r>
+              <w:rPr>
+                <w:rFonts w:ascii="맑은 고딕" w:cs="맑은 고딕" w:eastAsia="맑은 고딕" w:hAnsi="맑은 고딕"/>
+                <w:b w:val="false"/>
+                <w:bCs w:val="false"/>
+                <w:color w:val="1C1C1F"/>
+                <w:sz w:val="18"/>
+                <w:szCs w:val="18"/>
+              </w:rPr>
+              <w:t xml:space="preserve">0/341</w:t>
+            </w:r>
+          </w:p>
+        </w:tc>
+        <w:tc>
+          <w:tcPr>
+            <w:tcW w:type="dxa" w:w="2409"/>
+            <w:tcMar>
+              <w:top w:type="dxa" w:w="50"/>
+              <w:left w:type="dxa" w:w="90"/>
+              <w:bottom w:type="dxa" w:w="50"/>
+              <w:right w:type="dxa" w:w="90"/>
+            </w:tcMar>
+            <w:vAlign w:val="center"/>
+          </w:tcPr>
+          <w:p>
+            <w:r>
+              <w:rPr>
+                <w:rFonts w:ascii="맑은 고딕" w:cs="맑은 고딕" w:eastAsia="맑은 고딕" w:hAnsi="맑은 고딕"/>
+                <w:b w:val="false"/>
+                <w:bCs w:val="false"/>
+                <w:color w:val="1C1C1F"/>
+                <w:sz w:val="18"/>
+                <w:szCs w:val="18"/>
+              </w:rPr>
+              <w:t xml:space="preserve">44/62</w:t>
+            </w:r>
+          </w:p>
+        </w:tc>
+        <w:tc>
+          <w:tcPr>
+            <w:tcW w:type="dxa" w:w="2411"/>
+            <w:tcMar>
+              <w:top w:type="dxa" w:w="50"/>
+              <w:left w:type="dxa" w:w="90"/>
+              <w:bottom w:type="dxa" w:w="50"/>
+              <w:right w:type="dxa" w:w="90"/>
+            </w:tcMar>
+            <w:vAlign w:val="center"/>
+          </w:tcPr>
+          <w:p>
+            <w:r>
+              <w:rPr>
+                <w:rFonts w:ascii="맑은 고딕" w:cs="맑은 고딕" w:eastAsia="맑은 고딕" w:hAnsi="맑은 고딕"/>
+                <w:b w:val="false"/>
+                <w:bCs w:val="false"/>
+                <w:color w:val="1C1C1F"/>
+                <w:sz w:val="18"/>
+                <w:szCs w:val="18"/>
+              </w:rPr>
+              <w:t xml:space="preserve">0/10</w:t>
+            </w:r>
+          </w:p>
+        </w:tc>
+      </w:tr>
+      <w:tr>
+        <w:trPr>
+          <w:cantSplit/>
+        </w:trPr>
+        <w:tc>
+          <w:tcPr>
+            <w:tcW w:type="dxa" w:w="2120"/>
+            <w:tcMar>
+              <w:top w:type="dxa" w:w="50"/>
+              <w:left w:type="dxa" w:w="90"/>
+              <w:bottom w:type="dxa" w:w="50"/>
+              <w:right w:type="dxa" w:w="90"/>
+            </w:tcMar>
+            <w:vAlign w:val="center"/>
+          </w:tcPr>
+          <w:p>
+            <w:r>
+              <w:rPr>
+                <w:rFonts w:ascii="맑은 고딕" w:cs="맑은 고딕" w:eastAsia="맑은 고딕" w:hAnsi="맑은 고딕"/>
+                <w:b/>
+                <w:bCs/>
+                <w:color w:val="1C1C1F"/>
+                <w:sz w:val="18"/>
+                <w:szCs w:val="18"/>
+              </w:rPr>
+              <w:t xml:space="preserve">0.5 (적용)</w:t>
+            </w:r>
+          </w:p>
+        </w:tc>
+        <w:tc>
+          <w:tcPr>
+            <w:tcW w:type="dxa" w:w="2698"/>
+            <w:tcMar>
+              <w:top w:type="dxa" w:w="50"/>
+              <w:left w:type="dxa" w:w="90"/>
+              <w:bottom w:type="dxa" w:w="50"/>
+              <w:right w:type="dxa" w:w="90"/>
+            </w:tcMar>
+            <w:vAlign w:val="center"/>
+          </w:tcPr>
+          <w:p>
+            <w:r>
+              <w:rPr>
+                <w:rFonts w:ascii="맑은 고딕" w:cs="맑은 고딕" w:eastAsia="맑은 고딕" w:hAnsi="맑은 고딕"/>
+                <w:b/>
+                <w:bCs/>
+                <w:color w:val="1C1C1F"/>
+                <w:sz w:val="18"/>
+                <w:szCs w:val="18"/>
+              </w:rPr>
+              <w:t xml:space="preserve">0/341</w:t>
+            </w:r>
+          </w:p>
+        </w:tc>
+        <w:tc>
+          <w:tcPr>
+            <w:tcW w:type="dxa" w:w="2409"/>
+            <w:tcMar>
+              <w:top w:type="dxa" w:w="50"/>
+              <w:left w:type="dxa" w:w="90"/>
+              <w:bottom w:type="dxa" w:w="50"/>
+              <w:right w:type="dxa" w:w="90"/>
+            </w:tcMar>
+            <w:vAlign w:val="center"/>
+          </w:tcPr>
+          <w:p>
+            <w:r>
+              <w:rPr>
+                <w:rFonts w:ascii="맑은 고딕" w:cs="맑은 고딕" w:eastAsia="맑은 고딕" w:hAnsi="맑은 고딕"/>
+                <w:b/>
+                <w:bCs/>
+                <w:color w:val="1C1C1F"/>
+                <w:sz w:val="18"/>
+                <w:szCs w:val="18"/>
+              </w:rPr>
+              <w:t xml:space="preserve">42/62</w:t>
+            </w:r>
+          </w:p>
+        </w:tc>
+        <w:tc>
+          <w:tcPr>
+            <w:tcW w:type="dxa" w:w="2411"/>
+            <w:tcMar>
+              <w:top w:type="dxa" w:w="50"/>
+              <w:left w:type="dxa" w:w="90"/>
+              <w:bottom w:type="dxa" w:w="50"/>
+              <w:right w:type="dxa" w:w="90"/>
+            </w:tcMar>
+            <w:vAlign w:val="center"/>
+          </w:tcPr>
+          <w:p>
+            <w:r>
+              <w:rPr>
+                <w:rFonts w:ascii="맑은 고딕" w:cs="맑은 고딕" w:eastAsia="맑은 고딕" w:hAnsi="맑은 고딕"/>
+                <w:b w:val="false"/>
+                <w:bCs w:val="false"/>
+                <w:color w:val="1C1C1F"/>
+                <w:sz w:val="18"/>
+                <w:szCs w:val="18"/>
+              </w:rPr>
+              <w:t xml:space="preserve">0/10</w:t>
+            </w:r>
+          </w:p>
+        </w:tc>
+      </w:tr>
+      <w:tr>
+        <w:trPr>
+          <w:cantSplit/>
+        </w:trPr>
+        <w:tc>
+          <w:tcPr>
+            <w:tcW w:type="dxa" w:w="2120"/>
+            <w:tcMar>
+              <w:top w:type="dxa" w:w="50"/>
+              <w:left w:type="dxa" w:w="90"/>
+              <w:bottom w:type="dxa" w:w="50"/>
+              <w:right w:type="dxa" w:w="90"/>
+            </w:tcMar>
+            <w:vAlign w:val="center"/>
+          </w:tcPr>
+          <w:p>
+            <w:r>
+              <w:rPr>
+                <w:rFonts w:ascii="맑은 고딕" w:cs="맑은 고딕" w:eastAsia="맑은 고딕" w:hAnsi="맑은 고딕"/>
+                <w:b w:val="false"/>
+                <w:bCs w:val="false"/>
+                <w:color w:val="1C1C1F"/>
+                <w:sz w:val="18"/>
+                <w:szCs w:val="18"/>
+              </w:rPr>
+              <w:t xml:space="preserve">0.4</w:t>
+            </w:r>
+          </w:p>
+        </w:tc>
+        <w:tc>
+          <w:tcPr>
+            <w:tcW w:type="dxa" w:w="2698"/>
+            <w:tcMar>
+              <w:top w:type="dxa" w:w="50"/>
+              <w:left w:type="dxa" w:w="90"/>
+              <w:bottom w:type="dxa" w:w="50"/>
+              <w:right w:type="dxa" w:w="90"/>
+            </w:tcMar>
+            <w:vAlign w:val="center"/>
+          </w:tcPr>
+          <w:p>
+            <w:r>
+              <w:rPr>
+                <w:rFonts w:ascii="맑은 고딕" w:cs="맑은 고딕" w:eastAsia="맑은 고딕" w:hAnsi="맑은 고딕"/>
+                <w:b w:val="false"/>
+                <w:bCs w:val="false"/>
+                <w:color w:val="1C1C1F"/>
+                <w:sz w:val="18"/>
+                <w:szCs w:val="18"/>
+              </w:rPr>
+              <w:t xml:space="preserve">0/341</w:t>
+            </w:r>
+          </w:p>
+        </w:tc>
+        <w:tc>
+          <w:tcPr>
+            <w:tcW w:type="dxa" w:w="2409"/>
+            <w:tcMar>
+              <w:top w:type="dxa" w:w="50"/>
+              <w:left w:type="dxa" w:w="90"/>
+              <w:bottom w:type="dxa" w:w="50"/>
+              <w:right w:type="dxa" w:w="90"/>
+            </w:tcMar>
+            <w:vAlign w:val="center"/>
+          </w:tcPr>
+          <w:p>
+            <w:r>
+              <w:rPr>
+                <w:rFonts w:ascii="맑은 고딕" w:cs="맑은 고딕" w:eastAsia="맑은 고딕" w:hAnsi="맑은 고딕"/>
+                <w:b w:val="false"/>
+                <w:bCs w:val="false"/>
+                <w:color w:val="1C1C1F"/>
+                <w:sz w:val="18"/>
+                <w:szCs w:val="18"/>
+              </w:rPr>
+              <w:t xml:space="preserve">40/62</w:t>
+            </w:r>
+          </w:p>
+        </w:tc>
+        <w:tc>
+          <w:tcPr>
+            <w:tcW w:type="dxa" w:w="2411"/>
+            <w:tcMar>
+              <w:top w:type="dxa" w:w="50"/>
+              <w:left w:type="dxa" w:w="90"/>
+              <w:bottom w:type="dxa" w:w="50"/>
+              <w:right w:type="dxa" w:w="90"/>
+            </w:tcMar>
+            <w:vAlign w:val="center"/>
+          </w:tcPr>
+          <w:p>
+            <w:r>
+              <w:rPr>
+                <w:rFonts w:ascii="맑은 고딕" w:cs="맑은 고딕" w:eastAsia="맑은 고딕" w:hAnsi="맑은 고딕"/>
+                <w:b w:val="false"/>
+                <w:bCs w:val="false"/>
+                <w:color w:val="1C1C1F"/>
+                <w:sz w:val="18"/>
+                <w:szCs w:val="18"/>
+              </w:rPr>
+              <w:t xml:space="preserve">0/10</w:t>
+            </w:r>
+          </w:p>
+        </w:tc>
+      </w:tr>
+    </w:tbl>
+    <w:p>
+      <w:pPr>
+        <w:spacing w:after="60"/>
+      </w:pPr>
+    </w:p>
+    <w:p>
+      <w:pPr>
+        <w:pStyle w:val="ListParagraph"/>
+        <w:numPr>
+          <w:ilvl w:val="0"/>
+          <w:numId w:val="3"/>
+        </w:numPr>
+        <w:spacing w:after="60"/>
+      </w:pPr>
+      <w:r>
+        <w:rPr>
+          <w:rFonts w:ascii="맑은 고딕" w:cs="맑은 고딕" w:eastAsia="맑은 고딕" w:hAnsi="맑은 고딕"/>
+          <w:sz w:val="20"/>
+          <w:szCs w:val="20"/>
+        </w:rPr>
+        <w:t xml:space="preserve">0.7 부터 위반이 통과로 샌다. 0.6 과 0.5 의 차이는 2행이라 새기 시작하는 값에서 한 칸 떨어진 0.5 를 그대로 썼다.</w:t>
+      </w:r>
+    </w:p>
+    <w:p>
+      <w:pPr>
+        <w:pStyle w:val="ListParagraph"/>
+        <w:numPr>
+          <w:ilvl w:val="0"/>
+          <w:numId w:val="3"/>
+        </w:numPr>
+        <w:spacing w:after="60"/>
+      </w:pPr>
+      <w:r>
+        <w:rPr>
+          <w:rFonts w:ascii="맑은 고딕" w:cs="맑은 고딕" w:eastAsia="맑은 고딕" w:hAnsi="맑은 고딕"/>
+          <w:sz w:val="20"/>
+          <w:szCs w:val="20"/>
+        </w:rPr>
+        <w:t xml:space="preserve">dev 의 조건 D 62행은 전부 「적법이라 확인된 적 없는」 참고 행이고 조건 L 은 14행뿐이다. 적법 쪽은 dev 로 재지 못했다.</w:t>
+      </w:r>
+    </w:p>
+    <w:p>
+      <w:pPr>
+        <w:pStyle w:val="ListParagraph"/>
+        <w:numPr>
+          <w:ilvl w:val="0"/>
+          <w:numId w:val="3"/>
+        </w:numPr>
+        <w:spacing w:after="60"/>
+      </w:pPr>
+      <w:r>
+        <w:rPr>
+          <w:rFonts w:ascii="맑은 고딕" w:cs="맑은 고딕" w:eastAsia="맑은 고딕" w:hAnsi="맑은 고딕"/>
+          <w:sz w:val="20"/>
+          <w:szCs w:val="20"/>
+        </w:rPr>
+        <w:t xml:space="preserve">dev 탐지 재현율(무조건부 · 실제 문구 323행)은 규칙만 23.5% → 규칙 + 인코더 85.4%(211/247) 다. 합성 문구 140행은 140/140 이 탐지돼 수치를 5%p 올린다.</w:t>
+      </w:r>
+    </w:p>
+    <w:p>
+      <w:pPr>
+        <w:pStyle w:val="Heading2"/>
+        <w:keepNext/>
+        <w:spacing w:after="110" w:before="220"/>
+      </w:pPr>
+      <w:r>
+        <w:rPr>
+          <w:rFonts w:ascii="맑은 고딕" w:cs="맑은 고딕" w:eastAsia="맑은 고딕" w:hAnsi="맑은 고딕"/>
+          <w:b/>
+          <w:bCs/>
+          <w:color w:val="1C1C1F"/>
+          <w:sz w:val="22"/>
+          <w:szCs w:val="22"/>
+        </w:rPr>
+        <w:t xml:space="preserve">6-3. test (평가 분할 · 1회 · 2026-10-06 15:44 KST)</w:t>
+      </w:r>
+    </w:p>
+    <w:tbl>
+      <w:tblPr>
+        <w:tblW w:type="dxa" w:w="9638"/>
+        <w:tblBorders>
+          <w:top w:val="single" w:color="E3E3E6" w:sz="4"/>
+          <w:left w:val="single" w:color="E3E3E6" w:sz="4"/>
+          <w:bottom w:val="single" w:color="E3E3E6" w:sz="4"/>
+          <w:right w:val="single" w:color="E3E3E6" w:sz="4"/>
+          <w:insideH w:val="single" w:color="E3E3E6" w:sz="4"/>
+          <w:insideV w:val="single" w:color="E3E3E6" w:sz="4"/>
+        </w:tblBorders>
+      </w:tblPr>
+      <w:tblGrid>
+        <w:gridCol w:w="2698"/>
+        <w:gridCol w:w="1638"/>
+        <w:gridCol w:w="1831"/>
+        <w:gridCol w:w="1638"/>
+        <w:gridCol w:w="1833"/>
+      </w:tblGrid>
+      <w:tr>
+        <w:trPr>
+          <w:cantSplit/>
+          <w:tblHeader/>
+        </w:trPr>
+        <w:tc>
+          <w:tcPr>
+            <w:tcW w:type="dxa" w:w="2698"/>
+            <w:shd w:fill="EAF1FE" w:val="clear"/>
+            <w:tcMar>
+              <w:top w:type="dxa" w:w="50"/>
+              <w:left w:type="dxa" w:w="90"/>
+              <w:bottom w:type="dxa" w:w="50"/>
+              <w:right w:type="dxa" w:w="90"/>
+            </w:tcMar>
+            <w:vAlign w:val="center"/>
+          </w:tcPr>
+          <w:p>
+            <w:r>
+              <w:rPr>
+                <w:rFonts w:ascii="맑은 고딕" w:cs="맑은 고딕" w:eastAsia="맑은 고딕" w:hAnsi="맑은 고딕"/>
+                <w:b/>
+                <w:bCs/>
+                <w:color w:val="1D4ED8"/>
+                <w:sz w:val="18"/>
+                <w:szCs w:val="18"/>
+              </w:rPr>
+              <w:t xml:space="preserve">지표</w:t>
+            </w:r>
+          </w:p>
+        </w:tc>
+        <w:tc>
+          <w:tcPr>
+            <w:tcW w:type="dxa" w:w="1638"/>
+            <w:shd w:fill="EAF1FE" w:val="clear"/>
+            <w:tcMar>
+              <w:top w:type="dxa" w:w="50"/>
+              <w:left w:type="dxa" w:w="90"/>
+              <w:bottom w:type="dxa" w:w="50"/>
+              <w:right w:type="dxa" w:w="90"/>
+            </w:tcMar>
+            <w:vAlign w:val="center"/>
+          </w:tcPr>
+          <w:p>
+            <w:r>
+              <w:rPr>
+                <w:rFonts w:ascii="맑은 고딕" w:cs="맑은 고딕" w:eastAsia="맑은 고딕" w:hAnsi="맑은 고딕"/>
+                <w:b/>
+                <w:bCs/>
+                <w:color w:val="1D4ED8"/>
+                <w:sz w:val="18"/>
+                <w:szCs w:val="18"/>
+              </w:rPr>
+              <w:t xml:space="preserve">무조건부 — 규칙만</w:t>
+            </w:r>
+          </w:p>
+        </w:tc>
+        <w:tc>
+          <w:tcPr>
+            <w:tcW w:type="dxa" w:w="1831"/>
+            <w:shd w:fill="EAF1FE" w:val="clear"/>
+            <w:tcMar>
+              <w:top w:type="dxa" w:w="50"/>
+              <w:left w:type="dxa" w:w="90"/>
+              <w:bottom w:type="dxa" w:w="50"/>
+              <w:right w:type="dxa" w:w="90"/>
+            </w:tcMar>
+            <w:vAlign w:val="center"/>
+          </w:tcPr>
+          <w:p>
+            <w:r>
+              <w:rPr>
+                <w:rFonts w:ascii="맑은 고딕" w:cs="맑은 고딕" w:eastAsia="맑은 고딕" w:hAnsi="맑은 고딕"/>
+                <w:b/>
+                <w:bCs/>
+                <w:color w:val="1D4ED8"/>
+                <w:sz w:val="18"/>
+                <w:szCs w:val="18"/>
+              </w:rPr>
+              <w:t xml:space="preserve">무조건부 — 규칙 + 인코더</w:t>
+            </w:r>
+          </w:p>
+        </w:tc>
+        <w:tc>
+          <w:tcPr>
+            <w:tcW w:type="dxa" w:w="1638"/>
+            <w:shd w:fill="EAF1FE" w:val="clear"/>
+            <w:tcMar>
+              <w:top w:type="dxa" w:w="50"/>
+              <w:left w:type="dxa" w:w="90"/>
+              <w:bottom w:type="dxa" w:w="50"/>
+              <w:right w:type="dxa" w:w="90"/>
+            </w:tcMar>
+            <w:vAlign w:val="center"/>
+          </w:tcPr>
+          <w:p>
+            <w:r>
+              <w:rPr>
+                <w:rFonts w:ascii="맑은 고딕" w:cs="맑은 고딕" w:eastAsia="맑은 고딕" w:hAnsi="맑은 고딕"/>
+                <w:b/>
+                <w:bCs/>
+                <w:color w:val="1D4ED8"/>
+                <w:sz w:val="18"/>
+                <w:szCs w:val="18"/>
+              </w:rPr>
+              <w:t xml:space="preserve">조건부 — 규칙만</w:t>
+            </w:r>
+          </w:p>
+        </w:tc>
+        <w:tc>
+          <w:tcPr>
+            <w:tcW w:type="dxa" w:w="1833"/>
+            <w:shd w:fill="EAF1FE" w:val="clear"/>
+            <w:tcMar>
+              <w:top w:type="dxa" w:w="50"/>
+              <w:left w:type="dxa" w:w="90"/>
+              <w:bottom w:type="dxa" w:w="50"/>
+              <w:right w:type="dxa" w:w="90"/>
+            </w:tcMar>
+            <w:vAlign w:val="center"/>
+          </w:tcPr>
+          <w:p>
+            <w:r>
+              <w:rPr>
+                <w:rFonts w:ascii="맑은 고딕" w:cs="맑은 고딕" w:eastAsia="맑은 고딕" w:hAnsi="맑은 고딕"/>
+                <w:b/>
+                <w:bCs/>
+                <w:color w:val="1D4ED8"/>
+                <w:sz w:val="18"/>
+                <w:szCs w:val="18"/>
+              </w:rPr>
+              <w:t xml:space="preserve">조건부 — 규칙 + 인코더</w:t>
+            </w:r>
+          </w:p>
+        </w:tc>
+      </w:tr>
+      <w:tr>
+        <w:trPr>
+          <w:cantSplit/>
+        </w:trPr>
+        <w:tc>
+          <w:tcPr>
+            <w:tcW w:type="dxa" w:w="2698"/>
+            <w:tcMar>
+              <w:top w:type="dxa" w:w="50"/>
+              <w:left w:type="dxa" w:w="90"/>
+              <w:bottom w:type="dxa" w:w="50"/>
+              <w:right w:type="dxa" w:w="90"/>
+            </w:tcMar>
+            <w:vAlign w:val="center"/>
+          </w:tcPr>
+          <w:p>
+            <w:r>
+              <w:rPr>
+                <w:rFonts w:ascii="맑은 고딕" w:cs="맑은 고딕" w:eastAsia="맑은 고딕" w:hAnsi="맑은 고딕"/>
+                <w:b w:val="false"/>
+                <w:bCs w:val="false"/>
+                <w:color w:val="1C1C1F"/>
+                <w:sz w:val="18"/>
+                <w:szCs w:val="18"/>
+              </w:rPr>
+              <w:t xml:space="preserve">탐지 재현율 (확정 ∪ 보류 유형 후보)</w:t>
+            </w:r>
+          </w:p>
+        </w:tc>
+        <w:tc>
+          <w:tcPr>
+            <w:tcW w:type="dxa" w:w="1638"/>
+            <w:tcMar>
+              <w:top w:type="dxa" w:w="50"/>
+              <w:left w:type="dxa" w:w="90"/>
+              <w:bottom w:type="dxa" w:w="50"/>
+              <w:right w:type="dxa" w:w="90"/>
+            </w:tcMar>
+            <w:vAlign w:val="center"/>
+          </w:tcPr>
+          <w:p>
+            <w:r>
+              <w:rPr>
+                <w:rFonts w:ascii="맑은 고딕" w:cs="맑은 고딕" w:eastAsia="맑은 고딕" w:hAnsi="맑은 고딕"/>
+                <w:b w:val="false"/>
+                <w:bCs w:val="false"/>
+                <w:color w:val="1C1C1F"/>
+                <w:sz w:val="18"/>
+                <w:szCs w:val="18"/>
+              </w:rPr>
+              <w:t xml:space="preserve">266/1,750 · 15.2%</w:t>
+            </w:r>
+          </w:p>
+        </w:tc>
+        <w:tc>
+          <w:tcPr>
+            <w:tcW w:type="dxa" w:w="1831"/>
+            <w:tcMar>
+              <w:top w:type="dxa" w:w="50"/>
+              <w:left w:type="dxa" w:w="90"/>
+              <w:bottom w:type="dxa" w:w="50"/>
+              <w:right w:type="dxa" w:w="90"/>
+            </w:tcMar>
+            <w:vAlign w:val="center"/>
+          </w:tcPr>
+          <w:p>
+            <w:r>
+              <w:rPr>
+                <w:rFonts w:ascii="맑은 고딕" w:cs="맑은 고딕" w:eastAsia="맑은 고딕" w:hAnsi="맑은 고딕"/>
+                <w:b/>
+                <w:bCs/>
+                <w:color w:val="1C1C1F"/>
+                <w:sz w:val="18"/>
+                <w:szCs w:val="18"/>
+              </w:rPr>
+              <w:t xml:space="preserve">983/1,750 · 56.2%</w:t>
+            </w:r>
+          </w:p>
+        </w:tc>
+        <w:tc>
+          <w:tcPr>
+            <w:tcW w:type="dxa" w:w="1638"/>
+            <w:tcMar>
+              <w:top w:type="dxa" w:w="50"/>
+              <w:left w:type="dxa" w:w="90"/>
+              <w:bottom w:type="dxa" w:w="50"/>
+              <w:right w:type="dxa" w:w="90"/>
+            </w:tcMar>
+            <w:vAlign w:val="center"/>
+          </w:tcPr>
+          <w:p>
+            <w:r>
+              <w:rPr>
+                <w:rFonts w:ascii="맑은 고딕" w:cs="맑은 고딕" w:eastAsia="맑은 고딕" w:hAnsi="맑은 고딕"/>
+                <w:b w:val="false"/>
+                <w:bCs w:val="false"/>
+                <w:color w:val="1C1C1F"/>
+                <w:sz w:val="18"/>
+                <w:szCs w:val="18"/>
+              </w:rPr>
+              <w:t xml:space="preserve">262/1,540 · 17.0%</w:t>
+            </w:r>
+          </w:p>
+        </w:tc>
+        <w:tc>
+          <w:tcPr>
+            <w:tcW w:type="dxa" w:w="1833"/>
+            <w:tcMar>
+              <w:top w:type="dxa" w:w="50"/>
+              <w:left w:type="dxa" w:w="90"/>
+              <w:bottom w:type="dxa" w:w="50"/>
+              <w:right w:type="dxa" w:w="90"/>
+            </w:tcMar>
+            <w:vAlign w:val="center"/>
+          </w:tcPr>
+          <w:p>
+            <w:r>
+              <w:rPr>
+                <w:rFonts w:ascii="맑은 고딕" w:cs="맑은 고딕" w:eastAsia="맑은 고딕" w:hAnsi="맑은 고딕"/>
+                <w:b/>
+                <w:bCs/>
+                <w:color w:val="1C1C1F"/>
+                <w:sz w:val="18"/>
+                <w:szCs w:val="18"/>
+              </w:rPr>
+              <w:t xml:space="preserve">876/1,540 · 56.9%</w:t>
+            </w:r>
+          </w:p>
+        </w:tc>
+      </w:tr>
+      <w:tr>
+        <w:trPr>
+          <w:cantSplit/>
+        </w:trPr>
+        <w:tc>
+          <w:tcPr>
+            <w:tcW w:type="dxa" w:w="2698"/>
+            <w:tcMar>
+              <w:top w:type="dxa" w:w="50"/>
+              <w:left w:type="dxa" w:w="90"/>
+              <w:bottom w:type="dxa" w:w="50"/>
+              <w:right w:type="dxa" w:w="90"/>
+            </w:tcMar>
+            <w:vAlign w:val="center"/>
+          </w:tcPr>
+          <w:p>
+            <w:r>
+              <w:rPr>
+                <w:rFonts w:ascii="맑은 고딕" w:cs="맑은 고딕" w:eastAsia="맑은 고딕" w:hAnsi="맑은 고딕"/>
+                <w:b w:val="false"/>
+                <w:bCs w:val="false"/>
+                <w:color w:val="1C1C1F"/>
+                <w:sz w:val="18"/>
+                <w:szCs w:val="18"/>
+              </w:rPr>
+              <w:t xml:space="preserve">확정 재현율</w:t>
+            </w:r>
+          </w:p>
+        </w:tc>
+        <w:tc>
+          <w:tcPr>
+            <w:tcW w:type="dxa" w:w="1638"/>
+            <w:tcMar>
+              <w:top w:type="dxa" w:w="50"/>
+              <w:left w:type="dxa" w:w="90"/>
+              <w:bottom w:type="dxa" w:w="50"/>
+              <w:right w:type="dxa" w:w="90"/>
+            </w:tcMar>
+            <w:vAlign w:val="center"/>
+          </w:tcPr>
+          <w:p>
+            <w:r>
+              <w:rPr>
+                <w:rFonts w:ascii="맑은 고딕" w:cs="맑은 고딕" w:eastAsia="맑은 고딕" w:hAnsi="맑은 고딕"/>
+                <w:b w:val="false"/>
+                <w:bCs w:val="false"/>
+                <w:color w:val="1C1C1F"/>
+                <w:sz w:val="18"/>
+                <w:szCs w:val="18"/>
+              </w:rPr>
+              <w:t xml:space="preserve">1/1,750 · 0.1%</w:t>
+            </w:r>
+          </w:p>
+        </w:tc>
+        <w:tc>
+          <w:tcPr>
+            <w:tcW w:type="dxa" w:w="1831"/>
+            <w:tcMar>
+              <w:top w:type="dxa" w:w="50"/>
+              <w:left w:type="dxa" w:w="90"/>
+              <w:bottom w:type="dxa" w:w="50"/>
+              <w:right w:type="dxa" w:w="90"/>
+            </w:tcMar>
+            <w:vAlign w:val="center"/>
+          </w:tcPr>
+          <w:p>
+            <w:r>
+              <w:rPr>
+                <w:rFonts w:ascii="맑은 고딕" w:cs="맑은 고딕" w:eastAsia="맑은 고딕" w:hAnsi="맑은 고딕"/>
+                <w:b w:val="false"/>
+                <w:bCs w:val="false"/>
+                <w:color w:val="1C1C1F"/>
+                <w:sz w:val="18"/>
+                <w:szCs w:val="18"/>
+              </w:rPr>
+              <w:t xml:space="preserve">1/1,750 · 0.1%</w:t>
+            </w:r>
+          </w:p>
+        </w:tc>
+        <w:tc>
+          <w:tcPr>
+            <w:tcW w:type="dxa" w:w="1638"/>
+            <w:tcMar>
+              <w:top w:type="dxa" w:w="50"/>
+              <w:left w:type="dxa" w:w="90"/>
+              <w:bottom w:type="dxa" w:w="50"/>
+              <w:right w:type="dxa" w:w="90"/>
+            </w:tcMar>
+            <w:vAlign w:val="center"/>
+          </w:tcPr>
+          <w:p>
+            <w:r>
+              <w:rPr>
+                <w:rFonts w:ascii="맑은 고딕" w:cs="맑은 고딕" w:eastAsia="맑은 고딕" w:hAnsi="맑은 고딕"/>
+                <w:b w:val="false"/>
+                <w:bCs w:val="false"/>
+                <w:color w:val="1C1C1F"/>
+                <w:sz w:val="18"/>
+                <w:szCs w:val="18"/>
+              </w:rPr>
+              <w:t xml:space="preserve">38/1,540 · 2.5%</w:t>
+            </w:r>
+          </w:p>
+        </w:tc>
+        <w:tc>
+          <w:tcPr>
+            <w:tcW w:type="dxa" w:w="1833"/>
+            <w:tcMar>
+              <w:top w:type="dxa" w:w="50"/>
+              <w:left w:type="dxa" w:w="90"/>
+              <w:bottom w:type="dxa" w:w="50"/>
+              <w:right w:type="dxa" w:w="90"/>
+            </w:tcMar>
+            <w:vAlign w:val="center"/>
+          </w:tcPr>
+          <w:p>
+            <w:r>
+              <w:rPr>
+                <w:rFonts w:ascii="맑은 고딕" w:cs="맑은 고딕" w:eastAsia="맑은 고딕" w:hAnsi="맑은 고딕"/>
+                <w:b w:val="false"/>
+                <w:bCs w:val="false"/>
+                <w:color w:val="1C1C1F"/>
+                <w:sz w:val="18"/>
+                <w:szCs w:val="18"/>
+              </w:rPr>
+              <w:t xml:space="preserve">26/1,540 · 1.7%</w:t>
+            </w:r>
+          </w:p>
+        </w:tc>
+      </w:tr>
+      <w:tr>
+        <w:trPr>
+          <w:cantSplit/>
+        </w:trPr>
+        <w:tc>
+          <w:tcPr>
+            <w:tcW w:type="dxa" w:w="2698"/>
+            <w:tcMar>
+              <w:top w:type="dxa" w:w="50"/>
+              <w:left w:type="dxa" w:w="90"/>
+              <w:bottom w:type="dxa" w:w="50"/>
+              <w:right w:type="dxa" w:w="90"/>
+            </w:tcMar>
+            <w:vAlign w:val="center"/>
+          </w:tcPr>
+          <w:p>
+            <w:r>
+              <w:rPr>
+                <w:rFonts w:ascii="맑은 고딕" w:cs="맑은 고딕" w:eastAsia="맑은 고딕" w:hAnsi="맑은 고딕"/>
+                <w:b w:val="false"/>
+                <w:bCs w:val="false"/>
+                <w:color w:val="1C1C1F"/>
+                <w:sz w:val="18"/>
+                <w:szCs w:val="18"/>
+              </w:rPr>
+              <w:t xml:space="preserve">판정을 내린 행 (coverage)</w:t>
+            </w:r>
+          </w:p>
+        </w:tc>
+        <w:tc>
+          <w:tcPr>
+            <w:tcW w:type="dxa" w:w="1638"/>
+            <w:tcMar>
+              <w:top w:type="dxa" w:w="50"/>
+              <w:left w:type="dxa" w:w="90"/>
+              <w:bottom w:type="dxa" w:w="50"/>
+              <w:right w:type="dxa" w:w="90"/>
+            </w:tcMar>
+            <w:vAlign w:val="center"/>
+          </w:tcPr>
+          <w:p>
+            <w:r>
+              <w:rPr>
+                <w:rFonts w:ascii="맑은 고딕" w:cs="맑은 고딕" w:eastAsia="맑은 고딕" w:hAnsi="맑은 고딕"/>
+                <w:b w:val="false"/>
+                <w:bCs w:val="false"/>
+                <w:color w:val="1C1C1F"/>
+                <w:sz w:val="18"/>
+                <w:szCs w:val="18"/>
+              </w:rPr>
+              <w:t xml:space="preserve">6 · 0.3%</w:t>
+            </w:r>
+          </w:p>
+        </w:tc>
+        <w:tc>
+          <w:tcPr>
+            <w:tcW w:type="dxa" w:w="1831"/>
+            <w:tcMar>
+              <w:top w:type="dxa" w:w="50"/>
+              <w:left w:type="dxa" w:w="90"/>
+              <w:bottom w:type="dxa" w:w="50"/>
+              <w:right w:type="dxa" w:w="90"/>
+            </w:tcMar>
+            <w:vAlign w:val="center"/>
+          </w:tcPr>
+          <w:p>
+            <w:r>
+              <w:rPr>
+                <w:rFonts w:ascii="맑은 고딕" w:cs="맑은 고딕" w:eastAsia="맑은 고딕" w:hAnsi="맑은 고딕"/>
+                <w:b w:val="false"/>
+                <w:bCs w:val="false"/>
+                <w:color w:val="1C1C1F"/>
+                <w:sz w:val="18"/>
+                <w:szCs w:val="18"/>
+              </w:rPr>
+              <w:t xml:space="preserve">6 · 0.3%</w:t>
+            </w:r>
+          </w:p>
+        </w:tc>
+        <w:tc>
+          <w:tcPr>
+            <w:tcW w:type="dxa" w:w="1638"/>
+            <w:tcMar>
+              <w:top w:type="dxa" w:w="50"/>
+              <w:left w:type="dxa" w:w="90"/>
+              <w:bottom w:type="dxa" w:w="50"/>
+              <w:right w:type="dxa" w:w="90"/>
+            </w:tcMar>
+            <w:vAlign w:val="center"/>
+          </w:tcPr>
+          <w:p>
+            <w:r>
+              <w:rPr>
+                <w:rFonts w:ascii="맑은 고딕" w:cs="맑은 고딕" w:eastAsia="맑은 고딕" w:hAnsi="맑은 고딕"/>
+                <w:b w:val="false"/>
+                <w:bCs w:val="false"/>
+                <w:color w:val="1C1C1F"/>
+                <w:sz w:val="18"/>
+                <w:szCs w:val="18"/>
+              </w:rPr>
+              <w:t xml:space="preserve">50 · 3.1%</w:t>
+            </w:r>
+          </w:p>
+        </w:tc>
+        <w:tc>
+          <w:tcPr>
+            <w:tcW w:type="dxa" w:w="1833"/>
+            <w:tcMar>
+              <w:top w:type="dxa" w:w="50"/>
+              <w:left w:type="dxa" w:w="90"/>
+              <w:bottom w:type="dxa" w:w="50"/>
+              <w:right w:type="dxa" w:w="90"/>
+            </w:tcMar>
+            <w:vAlign w:val="center"/>
+          </w:tcPr>
+          <w:p>
+            <w:r>
+              <w:rPr>
+                <w:rFonts w:ascii="맑은 고딕" w:cs="맑은 고딕" w:eastAsia="맑은 고딕" w:hAnsi="맑은 고딕"/>
+                <w:b w:val="false"/>
+                <w:bCs w:val="false"/>
+                <w:color w:val="1C1C1F"/>
+                <w:sz w:val="18"/>
+                <w:szCs w:val="18"/>
+              </w:rPr>
+              <w:t xml:space="preserve">34 · 2.1%</w:t>
+            </w:r>
+          </w:p>
+        </w:tc>
+      </w:tr>
+      <w:tr>
+        <w:trPr>
+          <w:cantSplit/>
+        </w:trPr>
+        <w:tc>
+          <w:tcPr>
+            <w:tcW w:type="dxa" w:w="2698"/>
+            <w:tcMar>
+              <w:top w:type="dxa" w:w="50"/>
+              <w:left w:type="dxa" w:w="90"/>
+              <w:bottom w:type="dxa" w:w="50"/>
+              <w:right w:type="dxa" w:w="90"/>
+            </w:tcMar>
+            <w:vAlign w:val="center"/>
+          </w:tcPr>
+          <w:p>
+            <w:r>
+              <w:rPr>
+                <w:rFonts w:ascii="맑은 고딕" w:cs="맑은 고딕" w:eastAsia="맑은 고딕" w:hAnsi="맑은 고딕"/>
+                <w:b w:val="false"/>
+                <w:bCs w:val="false"/>
+                <w:color w:val="1C1C1F"/>
+                <w:sz w:val="18"/>
+                <w:szCs w:val="18"/>
+              </w:rPr>
+              <w:t xml:space="preserve">그중 틀림 (selective risk)</w:t>
+            </w:r>
+          </w:p>
+        </w:tc>
+        <w:tc>
+          <w:tcPr>
+            <w:tcW w:type="dxa" w:w="1638"/>
+            <w:tcMar>
+              <w:top w:type="dxa" w:w="50"/>
+              <w:left w:type="dxa" w:w="90"/>
+              <w:bottom w:type="dxa" w:w="50"/>
+              <w:right w:type="dxa" w:w="90"/>
+            </w:tcMar>
+            <w:vAlign w:val="center"/>
+          </w:tcPr>
+          <w:p>
+            <w:r>
+              <w:rPr>
+                <w:rFonts w:ascii="맑은 고딕" w:cs="맑은 고딕" w:eastAsia="맑은 고딕" w:hAnsi="맑은 고딕"/>
+                <w:b w:val="false"/>
+                <w:bCs w:val="false"/>
+                <w:color w:val="1C1C1F"/>
+                <w:sz w:val="18"/>
+                <w:szCs w:val="18"/>
+              </w:rPr>
+              <w:t xml:space="preserve">83.3%</w:t>
+            </w:r>
+          </w:p>
+        </w:tc>
+        <w:tc>
+          <w:tcPr>
+            <w:tcW w:type="dxa" w:w="1831"/>
+            <w:tcMar>
+              <w:top w:type="dxa" w:w="50"/>
+              <w:left w:type="dxa" w:w="90"/>
+              <w:bottom w:type="dxa" w:w="50"/>
+              <w:right w:type="dxa" w:w="90"/>
+            </w:tcMar>
+            <w:vAlign w:val="center"/>
+          </w:tcPr>
+          <w:p>
+            <w:r>
+              <w:rPr>
+                <w:rFonts w:ascii="맑은 고딕" w:cs="맑은 고딕" w:eastAsia="맑은 고딕" w:hAnsi="맑은 고딕"/>
+                <w:b w:val="false"/>
+                <w:bCs w:val="false"/>
+                <w:color w:val="1C1C1F"/>
+                <w:sz w:val="18"/>
+                <w:szCs w:val="18"/>
+              </w:rPr>
+              <w:t xml:space="preserve">83.3%</w:t>
+            </w:r>
+          </w:p>
+        </w:tc>
+        <w:tc>
+          <w:tcPr>
+            <w:tcW w:type="dxa" w:w="1638"/>
+            <w:tcMar>
+              <w:top w:type="dxa" w:w="50"/>
+              <w:left w:type="dxa" w:w="90"/>
+              <w:bottom w:type="dxa" w:w="50"/>
+              <w:right w:type="dxa" w:w="90"/>
+            </w:tcMar>
+            <w:vAlign w:val="center"/>
+          </w:tcPr>
+          <w:p>
+            <w:r>
+              <w:rPr>
+                <w:rFonts w:ascii="맑은 고딕" w:cs="맑은 고딕" w:eastAsia="맑은 고딕" w:hAnsi="맑은 고딕"/>
+                <w:b w:val="false"/>
+                <w:bCs w:val="false"/>
+                <w:color w:val="1C1C1F"/>
+                <w:sz w:val="18"/>
+                <w:szCs w:val="18"/>
+              </w:rPr>
+              <w:t xml:space="preserve">24.0%</w:t>
+            </w:r>
+          </w:p>
+        </w:tc>
+        <w:tc>
+          <w:tcPr>
+            <w:tcW w:type="dxa" w:w="1833"/>
+            <w:tcMar>
+              <w:top w:type="dxa" w:w="50"/>
+              <w:left w:type="dxa" w:w="90"/>
+              <w:bottom w:type="dxa" w:w="50"/>
+              <w:right w:type="dxa" w:w="90"/>
+            </w:tcMar>
+            <w:vAlign w:val="center"/>
+          </w:tcPr>
+          <w:p>
+            <w:r>
+              <w:rPr>
+                <w:rFonts w:ascii="맑은 고딕" w:cs="맑은 고딕" w:eastAsia="맑은 고딕" w:hAnsi="맑은 고딕"/>
+                <w:b w:val="false"/>
+                <w:bCs w:val="false"/>
+                <w:color w:val="1C1C1F"/>
+                <w:sz w:val="18"/>
+                <w:szCs w:val="18"/>
+              </w:rPr>
+              <w:t xml:space="preserve">23.5%</w:t>
+            </w:r>
+          </w:p>
+        </w:tc>
+      </w:tr>
+      <w:tr>
+        <w:trPr>
+          <w:cantSplit/>
+        </w:trPr>
+        <w:tc>
+          <w:tcPr>
+            <w:tcW w:type="dxa" w:w="2698"/>
+            <w:tcMar>
+              <w:top w:type="dxa" w:w="50"/>
+              <w:left w:type="dxa" w:w="90"/>
+              <w:bottom w:type="dxa" w:w="50"/>
+              <w:right w:type="dxa" w:w="90"/>
+            </w:tcMar>
+            <w:vAlign w:val="center"/>
+          </w:tcPr>
+          <w:p>
+            <w:r>
+              <w:rPr>
+                <w:rFonts w:ascii="맑은 고딕" w:cs="맑은 고딕" w:eastAsia="맑은 고딕" w:hAnsi="맑은 고딕"/>
+                <w:b w:val="false"/>
+                <w:bCs w:val="false"/>
+                <w:color w:val="1C1C1F"/>
+                <w:sz w:val="18"/>
+                <w:szCs w:val="18"/>
+              </w:rPr>
+              <w:t xml:space="preserve">위반을 통과로 놓침</w:t>
+            </w:r>
+          </w:p>
+        </w:tc>
+        <w:tc>
+          <w:tcPr>
+            <w:tcW w:type="dxa" w:w="1638"/>
+            <w:tcMar>
+              <w:top w:type="dxa" w:w="50"/>
+              <w:left w:type="dxa" w:w="90"/>
+              <w:bottom w:type="dxa" w:w="50"/>
+              <w:right w:type="dxa" w:w="90"/>
+            </w:tcMar>
+            <w:vAlign w:val="center"/>
+          </w:tcPr>
+          <w:p>
+            <w:r>
+              <w:rPr>
+                <w:rFonts w:ascii="맑은 고딕" w:cs="맑은 고딕" w:eastAsia="맑은 고딕" w:hAnsi="맑은 고딕"/>
+                <w:b w:val="false"/>
+                <w:bCs w:val="false"/>
+                <w:color w:val="1C1C1F"/>
+                <w:sz w:val="18"/>
+                <w:szCs w:val="18"/>
+              </w:rPr>
+              <w:t xml:space="preserve">0/1,780</w:t>
+            </w:r>
+          </w:p>
+        </w:tc>
+        <w:tc>
+          <w:tcPr>
+            <w:tcW w:type="dxa" w:w="1831"/>
+            <w:tcMar>
+              <w:top w:type="dxa" w:w="50"/>
+              <w:left w:type="dxa" w:w="90"/>
+              <w:bottom w:type="dxa" w:w="50"/>
+              <w:right w:type="dxa" w:w="90"/>
+            </w:tcMar>
+            <w:vAlign w:val="center"/>
+          </w:tcPr>
+          <w:p>
+            <w:r>
+              <w:rPr>
+                <w:rFonts w:ascii="맑은 고딕" w:cs="맑은 고딕" w:eastAsia="맑은 고딕" w:hAnsi="맑은 고딕"/>
+                <w:b w:val="false"/>
+                <w:bCs w:val="false"/>
+                <w:color w:val="1C1C1F"/>
+                <w:sz w:val="18"/>
+                <w:szCs w:val="18"/>
+              </w:rPr>
+              <w:t xml:space="preserve">0/1,780</w:t>
+            </w:r>
+          </w:p>
+        </w:tc>
+        <w:tc>
+          <w:tcPr>
+            <w:tcW w:type="dxa" w:w="1638"/>
+            <w:tcMar>
+              <w:top w:type="dxa" w:w="50"/>
+              <w:left w:type="dxa" w:w="90"/>
+              <w:bottom w:type="dxa" w:w="50"/>
+              <w:right w:type="dxa" w:w="90"/>
+            </w:tcMar>
+            <w:vAlign w:val="center"/>
+          </w:tcPr>
+          <w:p>
+            <w:r>
+              <w:rPr>
+                <w:rFonts w:ascii="맑은 고딕" w:cs="맑은 고딕" w:eastAsia="맑은 고딕" w:hAnsi="맑은 고딕"/>
+                <w:b w:val="false"/>
+                <w:bCs w:val="false"/>
+                <w:color w:val="1C1C1F"/>
+                <w:sz w:val="18"/>
+                <w:szCs w:val="18"/>
+              </w:rPr>
+              <w:t xml:space="preserve">0/1,570</w:t>
+            </w:r>
+          </w:p>
+        </w:tc>
+        <w:tc>
+          <w:tcPr>
+            <w:tcW w:type="dxa" w:w="1833"/>
+            <w:tcMar>
+              <w:top w:type="dxa" w:w="50"/>
+              <w:left w:type="dxa" w:w="90"/>
+              <w:bottom w:type="dxa" w:w="50"/>
+              <w:right w:type="dxa" w:w="90"/>
+            </w:tcMar>
+            <w:vAlign w:val="center"/>
+          </w:tcPr>
+          <w:p>
+            <w:r>
+              <w:rPr>
+                <w:rFonts w:ascii="맑은 고딕" w:cs="맑은 고딕" w:eastAsia="맑은 고딕" w:hAnsi="맑은 고딕"/>
+                <w:b w:val="false"/>
+                <w:bCs w:val="false"/>
+                <w:color w:val="1C1C1F"/>
+                <w:sz w:val="18"/>
+                <w:szCs w:val="18"/>
+              </w:rPr>
+              <w:t xml:space="preserve">1/1,570 · 0.1%</w:t>
+            </w:r>
+          </w:p>
+        </w:tc>
+      </w:tr>
+      <w:tr>
+        <w:trPr>
+          <w:cantSplit/>
+        </w:trPr>
+        <w:tc>
+          <w:tcPr>
+            <w:tcW w:type="dxa" w:w="2698"/>
+            <w:tcMar>
+              <w:top w:type="dxa" w:w="50"/>
+              <w:left w:type="dxa" w:w="90"/>
+              <w:bottom w:type="dxa" w:w="50"/>
+              <w:right w:type="dxa" w:w="90"/>
+            </w:tcMar>
+            <w:vAlign w:val="center"/>
+          </w:tcPr>
+          <w:p>
+            <w:r>
+              <w:rPr>
+                <w:rFonts w:ascii="맑은 고딕" w:cs="맑은 고딕" w:eastAsia="맑은 고딕" w:hAnsi="맑은 고딕"/>
+                <w:b w:val="false"/>
+                <w:bCs w:val="false"/>
+                <w:color w:val="1C1C1F"/>
+                <w:sz w:val="18"/>
+                <w:szCs w:val="18"/>
+              </w:rPr>
+              <w:t xml:space="preserve">적법 · 주장 없음(수정문구 D)이 통과</w:t>
+            </w:r>
+          </w:p>
+        </w:tc>
+        <w:tc>
+          <w:tcPr>
+            <w:tcW w:type="dxa" w:w="1638"/>
+            <w:tcMar>
+              <w:top w:type="dxa" w:w="50"/>
+              <w:left w:type="dxa" w:w="90"/>
+              <w:bottom w:type="dxa" w:w="50"/>
+              <w:right w:type="dxa" w:w="90"/>
+            </w:tcMar>
+            <w:vAlign w:val="center"/>
+          </w:tcPr>
+          <w:p>
+            <w:r>
+              <w:rPr>
+                <w:rFonts w:ascii="맑은 고딕" w:cs="맑은 고딕" w:eastAsia="맑은 고딕" w:hAnsi="맑은 고딕"/>
+                <w:b w:val="false"/>
+                <w:bCs w:val="false"/>
+                <w:color w:val="1C1C1F"/>
+                <w:sz w:val="18"/>
+                <w:szCs w:val="18"/>
+              </w:rPr>
+              <w:t xml:space="preserve">0/133</w:t>
+            </w:r>
+          </w:p>
+        </w:tc>
+        <w:tc>
+          <w:tcPr>
+            <w:tcW w:type="dxa" w:w="1831"/>
+            <w:tcMar>
+              <w:top w:type="dxa" w:w="50"/>
+              <w:left w:type="dxa" w:w="90"/>
+              <w:bottom w:type="dxa" w:w="50"/>
+              <w:right w:type="dxa" w:w="90"/>
+            </w:tcMar>
+            <w:vAlign w:val="center"/>
+          </w:tcPr>
+          <w:p>
+            <w:r>
+              <w:rPr>
+                <w:rFonts w:ascii="맑은 고딕" w:cs="맑은 고딕" w:eastAsia="맑은 고딕" w:hAnsi="맑은 고딕"/>
+                <w:b w:val="false"/>
+                <w:bCs w:val="false"/>
+                <w:color w:val="1C1C1F"/>
+                <w:sz w:val="18"/>
+                <w:szCs w:val="18"/>
+              </w:rPr>
+              <w:t xml:space="preserve">2/133 · 1.5%</w:t>
+            </w:r>
+          </w:p>
+        </w:tc>
+        <w:tc>
+          <w:tcPr>
+            <w:tcW w:type="dxa" w:w="1638"/>
+            <w:tcMar>
+              <w:top w:type="dxa" w:w="50"/>
+              <w:left w:type="dxa" w:w="90"/>
+              <w:bottom w:type="dxa" w:w="50"/>
+              <w:right w:type="dxa" w:w="90"/>
+            </w:tcMar>
+            <w:vAlign w:val="center"/>
+          </w:tcPr>
+          <w:p>
+            <w:r>
+              <w:rPr>
+                <w:rFonts w:ascii="맑은 고딕" w:cs="맑은 고딕" w:eastAsia="맑은 고딕" w:hAnsi="맑은 고딕"/>
+                <w:b w:val="false"/>
+                <w:bCs w:val="false"/>
+                <w:color w:val="1C1C1F"/>
+                <w:sz w:val="18"/>
+                <w:szCs w:val="18"/>
+              </w:rPr>
+              <w:t xml:space="preserve">0/133</w:t>
+            </w:r>
+          </w:p>
+        </w:tc>
+        <w:tc>
+          <w:tcPr>
+            <w:tcW w:type="dxa" w:w="1833"/>
+            <w:tcMar>
+              <w:top w:type="dxa" w:w="50"/>
+              <w:left w:type="dxa" w:w="90"/>
+              <w:bottom w:type="dxa" w:w="50"/>
+              <w:right w:type="dxa" w:w="90"/>
+            </w:tcMar>
+            <w:vAlign w:val="center"/>
+          </w:tcPr>
+          <w:p>
+            <w:r>
+              <w:rPr>
+                <w:rFonts w:ascii="맑은 고딕" w:cs="맑은 고딕" w:eastAsia="맑은 고딕" w:hAnsi="맑은 고딕"/>
+                <w:b w:val="false"/>
+                <w:bCs w:val="false"/>
+                <w:color w:val="1C1C1F"/>
+                <w:sz w:val="18"/>
+                <w:szCs w:val="18"/>
+              </w:rPr>
+              <w:t xml:space="preserve">8/133 · 6.0% [3.1 ~ 11.4]</w:t>
+            </w:r>
+          </w:p>
+        </w:tc>
+      </w:tr>
+      <w:tr>
+        <w:trPr>
+          <w:cantSplit/>
+        </w:trPr>
+        <w:tc>
+          <w:tcPr>
+            <w:tcW w:type="dxa" w:w="2698"/>
+            <w:tcMar>
+              <w:top w:type="dxa" w:w="50"/>
+              <w:left w:type="dxa" w:w="90"/>
+              <w:bottom w:type="dxa" w:w="50"/>
+              <w:right w:type="dxa" w:w="90"/>
+            </w:tcMar>
+            <w:vAlign w:val="center"/>
+          </w:tcPr>
+          <w:p>
+            <w:r>
+              <w:rPr>
+                <w:rFonts w:ascii="맑은 고딕" w:cs="맑은 고딕" w:eastAsia="맑은 고딕" w:hAnsi="맑은 고딕"/>
+                <w:b w:val="false"/>
+                <w:bCs w:val="false"/>
+                <w:color w:val="1C1C1F"/>
+                <w:sz w:val="18"/>
+                <w:szCs w:val="18"/>
+              </w:rPr>
+              <w:t xml:space="preserve">적법 · 주장 있음(조건 L)이 통과</w:t>
+            </w:r>
+          </w:p>
+        </w:tc>
+        <w:tc>
+          <w:tcPr>
+            <w:tcW w:type="dxa" w:w="1638"/>
+            <w:tcMar>
+              <w:top w:type="dxa" w:w="50"/>
+              <w:left w:type="dxa" w:w="90"/>
+              <w:bottom w:type="dxa" w:w="50"/>
+              <w:right w:type="dxa" w:w="90"/>
+            </w:tcMar>
+            <w:vAlign w:val="center"/>
+          </w:tcPr>
+          <w:p>
+            <w:r>
+              <w:rPr>
+                <w:rFonts w:ascii="맑은 고딕" w:cs="맑은 고딕" w:eastAsia="맑은 고딕" w:hAnsi="맑은 고딕"/>
+                <w:b w:val="false"/>
+                <w:bCs w:val="false"/>
+                <w:color w:val="1C1C1F"/>
+                <w:sz w:val="18"/>
+                <w:szCs w:val="18"/>
+              </w:rPr>
+              <w:t xml:space="preserve">0/10</w:t>
+            </w:r>
+          </w:p>
+        </w:tc>
+        <w:tc>
+          <w:tcPr>
+            <w:tcW w:type="dxa" w:w="1831"/>
+            <w:tcMar>
+              <w:top w:type="dxa" w:w="50"/>
+              <w:left w:type="dxa" w:w="90"/>
+              <w:bottom w:type="dxa" w:w="50"/>
+              <w:right w:type="dxa" w:w="90"/>
+            </w:tcMar>
+            <w:vAlign w:val="center"/>
+          </w:tcPr>
+          <w:p>
+            <w:r>
+              <w:rPr>
+                <w:rFonts w:ascii="맑은 고딕" w:cs="맑은 고딕" w:eastAsia="맑은 고딕" w:hAnsi="맑은 고딕"/>
+                <w:b w:val="false"/>
+                <w:bCs w:val="false"/>
+                <w:color w:val="1C1C1F"/>
+                <w:sz w:val="18"/>
+                <w:szCs w:val="18"/>
+              </w:rPr>
+              <w:t xml:space="preserve">0/10</w:t>
+            </w:r>
+          </w:p>
+        </w:tc>
+        <w:tc>
+          <w:tcPr>
+            <w:tcW w:type="dxa" w:w="1638"/>
+            <w:tcMar>
+              <w:top w:type="dxa" w:w="50"/>
+              <w:left w:type="dxa" w:w="90"/>
+              <w:bottom w:type="dxa" w:w="50"/>
+              <w:right w:type="dxa" w:w="90"/>
+            </w:tcMar>
+            <w:vAlign w:val="center"/>
+          </w:tcPr>
+          <w:p>
+            <w:r>
+              <w:rPr>
+                <w:rFonts w:ascii="맑은 고딕" w:cs="맑은 고딕" w:eastAsia="맑은 고딕" w:hAnsi="맑은 고딕"/>
+                <w:b w:val="false"/>
+                <w:bCs w:val="false"/>
+                <w:color w:val="1C1C1F"/>
+                <w:sz w:val="18"/>
+                <w:szCs w:val="18"/>
+              </w:rPr>
+              <w:t xml:space="preserve">행 없음</w:t>
+            </w:r>
+          </w:p>
+        </w:tc>
+        <w:tc>
+          <w:tcPr>
+            <w:tcW w:type="dxa" w:w="1833"/>
+            <w:tcMar>
+              <w:top w:type="dxa" w:w="50"/>
+              <w:left w:type="dxa" w:w="90"/>
+              <w:bottom w:type="dxa" w:w="50"/>
+              <w:right w:type="dxa" w:w="90"/>
+            </w:tcMar>
+            <w:vAlign w:val="center"/>
+          </w:tcPr>
+          <w:p>
+            <w:r>
+              <w:rPr>
+                <w:rFonts w:ascii="맑은 고딕" w:cs="맑은 고딕" w:eastAsia="맑은 고딕" w:hAnsi="맑은 고딕"/>
+                <w:b w:val="false"/>
+                <w:bCs w:val="false"/>
+                <w:color w:val="1C1C1F"/>
+                <w:sz w:val="18"/>
+                <w:szCs w:val="18"/>
+              </w:rPr>
+              <w:t xml:space="preserve">행 없음</w:t>
+            </w:r>
+          </w:p>
+        </w:tc>
+      </w:tr>
+      <w:tr>
+        <w:trPr>
+          <w:cantSplit/>
+        </w:trPr>
+        <w:tc>
+          <w:tcPr>
+            <w:tcW w:type="dxa" w:w="2698"/>
+            <w:tcMar>
+              <w:top w:type="dxa" w:w="50"/>
+              <w:left w:type="dxa" w:w="90"/>
+              <w:bottom w:type="dxa" w:w="50"/>
+              <w:right w:type="dxa" w:w="90"/>
+            </w:tcMar>
+            <w:vAlign w:val="center"/>
+          </w:tcPr>
+          <w:p>
+            <w:r>
+              <w:rPr>
+                <w:rFonts w:ascii="맑은 고딕" w:cs="맑은 고딕" w:eastAsia="맑은 고딕" w:hAnsi="맑은 고딕"/>
+                <w:b w:val="false"/>
+                <w:bCs w:val="false"/>
+                <w:color w:val="1C1C1F"/>
+                <w:sz w:val="18"/>
+                <w:szCs w:val="18"/>
+              </w:rPr>
+              <w:t xml:space="preserve">적법 문장에 위반 확정</w:t>
+            </w:r>
+          </w:p>
+        </w:tc>
+        <w:tc>
+          <w:tcPr>
+            <w:tcW w:type="dxa" w:w="1638"/>
+            <w:tcMar>
+              <w:top w:type="dxa" w:w="50"/>
+              <w:left w:type="dxa" w:w="90"/>
+              <w:bottom w:type="dxa" w:w="50"/>
+              <w:right w:type="dxa" w:w="90"/>
+            </w:tcMar>
+            <w:vAlign w:val="center"/>
+          </w:tcPr>
+          <w:p>
+            <w:r>
+              <w:rPr>
+                <w:rFonts w:ascii="맑은 고딕" w:cs="맑은 고딕" w:eastAsia="맑은 고딕" w:hAnsi="맑은 고딕"/>
+                <w:b w:val="false"/>
+                <w:bCs w:val="false"/>
+                <w:color w:val="1C1C1F"/>
+                <w:sz w:val="18"/>
+                <w:szCs w:val="18"/>
+              </w:rPr>
+              <w:t xml:space="preserve">0/143</w:t>
+            </w:r>
+          </w:p>
+        </w:tc>
+        <w:tc>
+          <w:tcPr>
+            <w:tcW w:type="dxa" w:w="1831"/>
+            <w:tcMar>
+              <w:top w:type="dxa" w:w="50"/>
+              <w:left w:type="dxa" w:w="90"/>
+              <w:bottom w:type="dxa" w:w="50"/>
+              <w:right w:type="dxa" w:w="90"/>
+            </w:tcMar>
+            <w:vAlign w:val="center"/>
+          </w:tcPr>
+          <w:p>
+            <w:r>
+              <w:rPr>
+                <w:rFonts w:ascii="맑은 고딕" w:cs="맑은 고딕" w:eastAsia="맑은 고딕" w:hAnsi="맑은 고딕"/>
+                <w:b w:val="false"/>
+                <w:bCs w:val="false"/>
+                <w:color w:val="1C1C1F"/>
+                <w:sz w:val="18"/>
+                <w:szCs w:val="18"/>
+              </w:rPr>
+              <w:t xml:space="preserve">0/143</w:t>
+            </w:r>
+          </w:p>
+        </w:tc>
+        <w:tc>
+          <w:tcPr>
+            <w:tcW w:type="dxa" w:w="1638"/>
+            <w:tcMar>
+              <w:top w:type="dxa" w:w="50"/>
+              <w:left w:type="dxa" w:w="90"/>
+              <w:bottom w:type="dxa" w:w="50"/>
+              <w:right w:type="dxa" w:w="90"/>
+            </w:tcMar>
+            <w:vAlign w:val="center"/>
+          </w:tcPr>
+          <w:p>
+            <w:r>
+              <w:rPr>
+                <w:rFonts w:ascii="맑은 고딕" w:cs="맑은 고딕" w:eastAsia="맑은 고딕" w:hAnsi="맑은 고딕"/>
+                <w:b w:val="false"/>
+                <w:bCs w:val="false"/>
+                <w:color w:val="1C1C1F"/>
+                <w:sz w:val="18"/>
+                <w:szCs w:val="18"/>
+              </w:rPr>
+              <w:t xml:space="preserve">0/133</w:t>
+            </w:r>
+          </w:p>
+        </w:tc>
+        <w:tc>
+          <w:tcPr>
+            <w:tcW w:type="dxa" w:w="1833"/>
+            <w:tcMar>
+              <w:top w:type="dxa" w:w="50"/>
+              <w:left w:type="dxa" w:w="90"/>
+              <w:bottom w:type="dxa" w:w="50"/>
+              <w:right w:type="dxa" w:w="90"/>
+            </w:tcMar>
+            <w:vAlign w:val="center"/>
+          </w:tcPr>
+          <w:p>
+            <w:r>
+              <w:rPr>
+                <w:rFonts w:ascii="맑은 고딕" w:cs="맑은 고딕" w:eastAsia="맑은 고딕" w:hAnsi="맑은 고딕"/>
+                <w:b w:val="false"/>
+                <w:bCs w:val="false"/>
+                <w:color w:val="1C1C1F"/>
+                <w:sz w:val="18"/>
+                <w:szCs w:val="18"/>
+              </w:rPr>
+              <w:t xml:space="preserve">0/133</w:t>
+            </w:r>
+          </w:p>
+        </w:tc>
+      </w:tr>
+      <w:tr>
+        <w:trPr>
+          <w:cantSplit/>
+        </w:trPr>
+        <w:tc>
+          <w:tcPr>
+            <w:tcW w:type="dxa" w:w="2698"/>
+            <w:tcMar>
+              <w:top w:type="dxa" w:w="50"/>
+              <w:left w:type="dxa" w:w="90"/>
+              <w:bottom w:type="dxa" w:w="50"/>
+              <w:right w:type="dxa" w:w="90"/>
+            </w:tcMar>
+            <w:vAlign w:val="center"/>
+          </w:tcPr>
+          <w:p>
+            <w:r>
+              <w:rPr>
+                <w:rFonts w:ascii="맑은 고딕" w:cs="맑은 고딕" w:eastAsia="맑은 고딕" w:hAnsi="맑은 고딕"/>
+                <w:b w:val="false"/>
+                <w:bCs w:val="false"/>
+                <w:color w:val="1C1C1F"/>
+                <w:sz w:val="18"/>
+                <w:szCs w:val="18"/>
+              </w:rPr>
+              <w:t xml:space="preserve">종착</w:t>
+            </w:r>
+          </w:p>
+        </w:tc>
+        <w:tc>
+          <w:tcPr>
+            <w:tcW w:type="dxa" w:w="1638"/>
+            <w:tcMar>
+              <w:top w:type="dxa" w:w="50"/>
+              <w:left w:type="dxa" w:w="90"/>
+              <w:bottom w:type="dxa" w:w="50"/>
+              <w:right w:type="dxa" w:w="90"/>
+            </w:tcMar>
+            <w:vAlign w:val="center"/>
+          </w:tcPr>
+          <w:p>
+            <w:r>
+              <w:rPr>
+                <w:rFonts w:ascii="맑은 고딕" w:cs="맑은 고딕" w:eastAsia="맑은 고딕" w:hAnsi="맑은 고딕"/>
+                <w:b w:val="false"/>
+                <w:bCs w:val="false"/>
+                <w:color w:val="1C1C1F"/>
+                <w:sz w:val="18"/>
+                <w:szCs w:val="18"/>
+              </w:rPr>
+              <w:t xml:space="preserve">전부 보류</w:t>
+            </w:r>
+          </w:p>
+        </w:tc>
+        <w:tc>
+          <w:tcPr>
+            <w:tcW w:type="dxa" w:w="1831"/>
+            <w:tcMar>
+              <w:top w:type="dxa" w:w="50"/>
+              <w:left w:type="dxa" w:w="90"/>
+              <w:bottom w:type="dxa" w:w="50"/>
+              <w:right w:type="dxa" w:w="90"/>
+            </w:tcMar>
+            <w:vAlign w:val="center"/>
+          </w:tcPr>
+          <w:p>
+            <w:r>
+              <w:rPr>
+                <w:rFonts w:ascii="맑은 고딕" w:cs="맑은 고딕" w:eastAsia="맑은 고딕" w:hAnsi="맑은 고딕"/>
+                <w:b w:val="false"/>
+                <w:bCs w:val="false"/>
+                <w:color w:val="1C1C1F"/>
+                <w:sz w:val="18"/>
+                <w:szCs w:val="18"/>
+              </w:rPr>
+              <w:t xml:space="preserve">전부 보류</w:t>
+            </w:r>
+          </w:p>
+        </w:tc>
+        <w:tc>
+          <w:tcPr>
+            <w:tcW w:type="dxa" w:w="1638"/>
+            <w:tcMar>
+              <w:top w:type="dxa" w:w="50"/>
+              <w:left w:type="dxa" w:w="90"/>
+              <w:bottom w:type="dxa" w:w="50"/>
+              <w:right w:type="dxa" w:w="90"/>
+            </w:tcMar>
+            <w:vAlign w:val="center"/>
+          </w:tcPr>
+          <w:p>
+            <w:r>
+              <w:rPr>
+                <w:rFonts w:ascii="맑은 고딕" w:cs="맑은 고딕" w:eastAsia="맑은 고딕" w:hAnsi="맑은 고딕"/>
+                <w:b w:val="false"/>
+                <w:bCs w:val="false"/>
+                <w:color w:val="1C1C1F"/>
+                <w:sz w:val="18"/>
+                <w:szCs w:val="18"/>
+              </w:rPr>
+              <w:t xml:space="preserve">전부 보류</w:t>
+            </w:r>
+          </w:p>
+        </w:tc>
+        <w:tc>
+          <w:tcPr>
+            <w:tcW w:type="dxa" w:w="1833"/>
+            <w:tcMar>
+              <w:top w:type="dxa" w:w="50"/>
+              <w:left w:type="dxa" w:w="90"/>
+              <w:bottom w:type="dxa" w:w="50"/>
+              <w:right w:type="dxa" w:w="90"/>
+            </w:tcMar>
+            <w:vAlign w:val="center"/>
+          </w:tcPr>
+          <w:p>
+            <w:r>
+              <w:rPr>
+                <w:rFonts w:ascii="맑은 고딕" w:cs="맑은 고딕" w:eastAsia="맑은 고딕" w:hAnsi="맑은 고딕"/>
+                <w:b w:val="false"/>
+                <w:bCs w:val="false"/>
+                <w:color w:val="1C1C1F"/>
+                <w:sz w:val="18"/>
+                <w:szCs w:val="18"/>
+              </w:rPr>
+              <w:t xml:space="preserve">통과 19 · 보류 2,206</w:t>
+            </w:r>
+          </w:p>
+        </w:tc>
+      </w:tr>
+    </w:tbl>
+    <w:p>
+      <w:pPr>
+        <w:spacing w:after="60"/>
+      </w:pPr>
+    </w:p>
+    <w:p>
+      <w:pPr>
+        <w:pStyle w:val="ListParagraph"/>
+        <w:numPr>
+          <w:ilvl w:val="0"/>
+          <w:numId w:val="3"/>
+        </w:numPr>
+        <w:spacing w:after="60"/>
+      </w:pPr>
+      <w:r>
+        <w:rPr>
+          <w:rFonts w:ascii="맑은 고딕" w:cs="맑은 고딕" w:eastAsia="맑은 고딕" w:hAnsi="맑은 고딕"/>
+          <w:sz w:val="20"/>
+          <w:szCs w:val="20"/>
+        </w:rPr>
+        <w:t xml:space="preserve">탐지는 판정이 아니다 — 확정 유형 또는 보류 문장의 유형 후보가 정답과 겹친 비율이다(D-311). 확정은 확정 문장의 위반만 센다(D-127).</w:t>
       </w:r>
     </w:p>
     <w:p>
@@ -11813,7 +15070,7 @@
           <w:sz w:val="20"/>
           <w:szCs w:val="20"/>
         </w:rPr>
-        <w:t xml:space="preserve">인코더가 붙은 그래프의 수가 없다.</w:t>
+        <w:t xml:space="preserve">규칙만 줄은 팀장 기준선과 거의 같다.</w:t>
       </w:r>
       <w:r>
         <w:rPr>
@@ -11821,7 +15078,1232 @@
           <w:sz w:val="20"/>
           <w:szCs w:val="20"/>
         </w:rPr>
-        <w:t xml:space="preserve"> 여기 수치는 인코더 단독이다. 통합 성능은 배선 뒤에 잰다.</w:t>
+        <w:t xml:space="preserve"> 기준선은 탐지 16.1% · 17.0%, 확정 0.1% · 2.5%, selective risk 83.3% · 22.7% 다. 무조건부 탐지(15.2%)와 조건부 selective risk(24.0%)가 조금 다르다 — 원인은 확인하지 못했다(이 프로토타입에는 조문 검색 · 하한이 없다).</w:t>
+      </w:r>
+    </w:p>
+    <w:p>
+      <w:pPr>
+        <w:pStyle w:val="ListParagraph"/>
+        <w:numPr>
+          <w:ilvl w:val="0"/>
+          <w:numId w:val="3"/>
+        </w:numPr>
+        <w:spacing w:after="60"/>
+      </w:pPr>
+      <w:r>
+        <w:rPr>
+          <w:rFonts w:ascii="맑은 고딕" w:cs="맑은 고딕" w:eastAsia="맑은 고딕" w:hAnsi="맑은 고딕"/>
+          <w:sz w:val="20"/>
+          <w:szCs w:val="20"/>
+        </w:rPr>
+        <w:t xml:space="preserve">보류 사유(규칙 + 인코더) — 무조건부 low_conf 2,405 · cat_unknown 71 · 조건부 low_conf 2,160 · premise_unknown 12.</w:t>
+      </w:r>
+    </w:p>
+    <w:p>
+      <w:pPr>
+        <w:pStyle w:val="ListParagraph"/>
+        <w:numPr>
+          <w:ilvl w:val="0"/>
+          <w:numId w:val="3"/>
+        </w:numPr>
+        <w:spacing w:after="60"/>
+      </w:pPr>
+      <w:r>
+        <w:rPr>
+          <w:rFonts w:ascii="맑은 고딕" w:cs="맑은 고딕" w:eastAsia="맑은 고딕" w:hAnsi="맑은 고딕"/>
+          <w:sz w:val="20"/>
+          <w:szCs w:val="20"/>
+        </w:rPr>
+        <w:t xml:space="preserve">무조건부에서 통과가 없는 것은 규칙 5 때문이다. 수정문구 D 중 6행은 「품목만 알면 통과」였고 2행은 판정 대상 아님이다.</w:t>
+      </w:r>
+    </w:p>
+    <w:p>
+      <w:pPr>
+        <w:pStyle w:val="ListParagraph"/>
+        <w:numPr>
+          <w:ilvl w:val="0"/>
+          <w:numId w:val="3"/>
+        </w:numPr>
+        <w:spacing w:after="60"/>
+      </w:pPr>
+      <w:r>
+        <w:rPr>
+          <w:rFonts w:ascii="맑은 고딕" w:cs="맑은 고딕" w:eastAsia="맑은 고딕" w:hAnsi="맑은 고딕"/>
+          <w:sz w:val="20"/>
+          <w:szCs w:val="20"/>
+        </w:rPr>
+        <w:t xml:space="preserve">조건부의 확정 위반은 유형별로 질병 12/93(정밀도 0.923) · 소비자_기만 10/196 · 거짓_과장 4/418 · 의약품 1/93 이다. 건기식 · 후기 · 새 2종은 확정이 0 이다. 전제에 따라 갈린 12행은 보류 + 분기로 갔다(premise_unknown).</w:t>
+      </w:r>
+    </w:p>
+    <w:p>
+      <w:pPr>
+        <w:pStyle w:val="Heading2"/>
+        <w:keepNext/>
+        <w:spacing w:after="110" w:before="220"/>
+      </w:pPr>
+      <w:r>
+        <w:rPr>
+          <w:rFonts w:ascii="맑은 고딕" w:cs="맑은 고딕" w:eastAsia="맑은 고딕" w:hAnsi="맑은 고딕"/>
+          <w:b/>
+          <w:bCs/>
+          <w:color w:val="1C1C1F"/>
+          <w:sz w:val="22"/>
+          <w:szCs w:val="22"/>
+        </w:rPr>
+        <w:t xml:space="preserve">6-4. 사전 확정에 인코더 합의를 요구한 효과 (조건부 · 채점 행)</w:t>
+      </w:r>
+    </w:p>
+    <w:tbl>
+      <w:tblPr>
+        <w:tblW w:type="dxa" w:w="9638"/>
+        <w:tblBorders>
+          <w:top w:val="single" w:color="E3E3E6" w:sz="4"/>
+          <w:left w:val="single" w:color="E3E3E6" w:sz="4"/>
+          <w:bottom w:val="single" w:color="E3E3E6" w:sz="4"/>
+          <w:right w:val="single" w:color="E3E3E6" w:sz="4"/>
+          <w:insideH w:val="single" w:color="E3E3E6" w:sz="4"/>
+          <w:insideV w:val="single" w:color="E3E3E6" w:sz="4"/>
+        </w:tblBorders>
+      </w:tblPr>
+      <w:tblGrid>
+        <w:gridCol w:w="3276"/>
+        <w:gridCol w:w="2120"/>
+        <w:gridCol w:w="2120"/>
+        <w:gridCol w:w="2122"/>
+      </w:tblGrid>
+      <w:tr>
+        <w:trPr>
+          <w:cantSplit/>
+          <w:tblHeader/>
+        </w:trPr>
+        <w:tc>
+          <w:tcPr>
+            <w:tcW w:type="dxa" w:w="3276"/>
+            <w:shd w:fill="EAF1FE" w:val="clear"/>
+            <w:tcMar>
+              <w:top w:type="dxa" w:w="50"/>
+              <w:left w:type="dxa" w:w="90"/>
+              <w:bottom w:type="dxa" w:w="50"/>
+              <w:right w:type="dxa" w:w="90"/>
+            </w:tcMar>
+            <w:vAlign w:val="center"/>
+          </w:tcPr>
+          <w:p/>
+        </w:tc>
+        <w:tc>
+          <w:tcPr>
+            <w:tcW w:type="dxa" w:w="2120"/>
+            <w:shd w:fill="EAF1FE" w:val="clear"/>
+            <w:tcMar>
+              <w:top w:type="dxa" w:w="50"/>
+              <w:left w:type="dxa" w:w="90"/>
+              <w:bottom w:type="dxa" w:w="50"/>
+              <w:right w:type="dxa" w:w="90"/>
+            </w:tcMar>
+            <w:vAlign w:val="center"/>
+          </w:tcPr>
+          <w:p>
+            <w:r>
+              <w:rPr>
+                <w:rFonts w:ascii="맑은 고딕" w:cs="맑은 고딕" w:eastAsia="맑은 고딕" w:hAnsi="맑은 고딕"/>
+                <w:b/>
+                <w:bCs/>
+                <w:color w:val="1D4ED8"/>
+                <w:sz w:val="18"/>
+                <w:szCs w:val="18"/>
+              </w:rPr>
+              <w:t xml:space="preserve">사전만 (규칙만)</w:t>
+            </w:r>
+          </w:p>
+        </w:tc>
+        <w:tc>
+          <w:tcPr>
+            <w:tcW w:type="dxa" w:w="2120"/>
+            <w:shd w:fill="EAF1FE" w:val="clear"/>
+            <w:tcMar>
+              <w:top w:type="dxa" w:w="50"/>
+              <w:left w:type="dxa" w:w="90"/>
+              <w:bottom w:type="dxa" w:w="50"/>
+              <w:right w:type="dxa" w:w="90"/>
+            </w:tcMar>
+            <w:vAlign w:val="center"/>
+          </w:tcPr>
+          <w:p>
+            <w:r>
+              <w:rPr>
+                <w:rFonts w:ascii="맑은 고딕" w:cs="맑은 고딕" w:eastAsia="맑은 고딕" w:hAnsi="맑은 고딕"/>
+                <w:b/>
+                <w:bCs/>
+                <w:color w:val="1D4ED8"/>
+                <w:sz w:val="18"/>
+                <w:szCs w:val="18"/>
+              </w:rPr>
+              <w:t xml:space="preserve">인코더 합의 요구</w:t>
+            </w:r>
+          </w:p>
+        </w:tc>
+        <w:tc>
+          <w:tcPr>
+            <w:tcW w:type="dxa" w:w="2122"/>
+            <w:shd w:fill="EAF1FE" w:val="clear"/>
+            <w:tcMar>
+              <w:top w:type="dxa" w:w="50"/>
+              <w:left w:type="dxa" w:w="90"/>
+              <w:bottom w:type="dxa" w:w="50"/>
+              <w:right w:type="dxa" w:w="90"/>
+            </w:tcMar>
+            <w:vAlign w:val="center"/>
+          </w:tcPr>
+          <w:p>
+            <w:r>
+              <w:rPr>
+                <w:rFonts w:ascii="맑은 고딕" w:cs="맑은 고딕" w:eastAsia="맑은 고딕" w:hAnsi="맑은 고딕"/>
+                <w:b/>
+                <w:bCs/>
+                <w:color w:val="1D4ED8"/>
+                <w:sz w:val="18"/>
+                <w:szCs w:val="18"/>
+              </w:rPr>
+              <w:t xml:space="preserve">차이</w:t>
+            </w:r>
+          </w:p>
+        </w:tc>
+      </w:tr>
+      <w:tr>
+        <w:trPr>
+          <w:cantSplit/>
+        </w:trPr>
+        <w:tc>
+          <w:tcPr>
+            <w:tcW w:type="dxa" w:w="3276"/>
+            <w:tcMar>
+              <w:top w:type="dxa" w:w="50"/>
+              <w:left w:type="dxa" w:w="90"/>
+              <w:bottom w:type="dxa" w:w="50"/>
+              <w:right w:type="dxa" w:w="90"/>
+            </w:tcMar>
+            <w:vAlign w:val="center"/>
+          </w:tcPr>
+          <w:p>
+            <w:r>
+              <w:rPr>
+                <w:rFonts w:ascii="맑은 고딕" w:cs="맑은 고딕" w:eastAsia="맑은 고딕" w:hAnsi="맑은 고딕"/>
+                <w:b w:val="false"/>
+                <w:bCs w:val="false"/>
+                <w:color w:val="1C1C1F"/>
+                <w:sz w:val="18"/>
+                <w:szCs w:val="18"/>
+              </w:rPr>
+              <w:t xml:space="preserve">확정한 행</w:t>
+            </w:r>
+          </w:p>
+        </w:tc>
+        <w:tc>
+          <w:tcPr>
+            <w:tcW w:type="dxa" w:w="2120"/>
+            <w:tcMar>
+              <w:top w:type="dxa" w:w="50"/>
+              <w:left w:type="dxa" w:w="90"/>
+              <w:bottom w:type="dxa" w:w="50"/>
+              <w:right w:type="dxa" w:w="90"/>
+            </w:tcMar>
+            <w:vAlign w:val="center"/>
+          </w:tcPr>
+          <w:p>
+            <w:r>
+              <w:rPr>
+                <w:rFonts w:ascii="맑은 고딕" w:cs="맑은 고딕" w:eastAsia="맑은 고딕" w:hAnsi="맑은 고딕"/>
+                <w:b w:val="false"/>
+                <w:bCs w:val="false"/>
+                <w:color w:val="1C1C1F"/>
+                <w:sz w:val="18"/>
+                <w:szCs w:val="18"/>
+              </w:rPr>
+              <w:t xml:space="preserve">50</w:t>
+            </w:r>
+          </w:p>
+        </w:tc>
+        <w:tc>
+          <w:tcPr>
+            <w:tcW w:type="dxa" w:w="2120"/>
+            <w:tcMar>
+              <w:top w:type="dxa" w:w="50"/>
+              <w:left w:type="dxa" w:w="90"/>
+              <w:bottom w:type="dxa" w:w="50"/>
+              <w:right w:type="dxa" w:w="90"/>
+            </w:tcMar>
+            <w:vAlign w:val="center"/>
+          </w:tcPr>
+          <w:p>
+            <w:r>
+              <w:rPr>
+                <w:rFonts w:ascii="맑은 고딕" w:cs="맑은 고딕" w:eastAsia="맑은 고딕" w:hAnsi="맑은 고딕"/>
+                <w:b w:val="false"/>
+                <w:bCs w:val="false"/>
+                <w:color w:val="1C1C1F"/>
+                <w:sz w:val="18"/>
+                <w:szCs w:val="18"/>
+              </w:rPr>
+              <w:t xml:space="preserve">33</w:t>
+            </w:r>
+          </w:p>
+        </w:tc>
+        <w:tc>
+          <w:tcPr>
+            <w:tcW w:type="dxa" w:w="2122"/>
+            <w:tcMar>
+              <w:top w:type="dxa" w:w="50"/>
+              <w:left w:type="dxa" w:w="90"/>
+              <w:bottom w:type="dxa" w:w="50"/>
+              <w:right w:type="dxa" w:w="90"/>
+            </w:tcMar>
+            <w:vAlign w:val="center"/>
+          </w:tcPr>
+          <w:p>
+            <w:r>
+              <w:rPr>
+                <w:rFonts w:ascii="맑은 고딕" w:cs="맑은 고딕" w:eastAsia="맑은 고딕" w:hAnsi="맑은 고딕"/>
+                <w:b w:val="false"/>
+                <w:bCs w:val="false"/>
+                <w:color w:val="1C1C1F"/>
+                <w:sz w:val="18"/>
+                <w:szCs w:val="18"/>
+              </w:rPr>
+              <w:t xml:space="preserve">−17</w:t>
+            </w:r>
+          </w:p>
+        </w:tc>
+      </w:tr>
+      <w:tr>
+        <w:trPr>
+          <w:cantSplit/>
+        </w:trPr>
+        <w:tc>
+          <w:tcPr>
+            <w:tcW w:type="dxa" w:w="3276"/>
+            <w:tcMar>
+              <w:top w:type="dxa" w:w="50"/>
+              <w:left w:type="dxa" w:w="90"/>
+              <w:bottom w:type="dxa" w:w="50"/>
+              <w:right w:type="dxa" w:w="90"/>
+            </w:tcMar>
+            <w:vAlign w:val="center"/>
+          </w:tcPr>
+          <w:p>
+            <w:r>
+              <w:rPr>
+                <w:rFonts w:ascii="맑은 고딕" w:cs="맑은 고딕" w:eastAsia="맑은 고딕" w:hAnsi="맑은 고딕"/>
+                <w:b w:val="false"/>
+                <w:bCs w:val="false"/>
+                <w:color w:val="1C1C1F"/>
+                <w:sz w:val="18"/>
+                <w:szCs w:val="18"/>
+              </w:rPr>
+              <w:t xml:space="preserve">그중 정답과 맞음</w:t>
+            </w:r>
+          </w:p>
+        </w:tc>
+        <w:tc>
+          <w:tcPr>
+            <w:tcW w:type="dxa" w:w="2120"/>
+            <w:tcMar>
+              <w:top w:type="dxa" w:w="50"/>
+              <w:left w:type="dxa" w:w="90"/>
+              <w:bottom w:type="dxa" w:w="50"/>
+              <w:right w:type="dxa" w:w="90"/>
+            </w:tcMar>
+            <w:vAlign w:val="center"/>
+          </w:tcPr>
+          <w:p>
+            <w:r>
+              <w:rPr>
+                <w:rFonts w:ascii="맑은 고딕" w:cs="맑은 고딕" w:eastAsia="맑은 고딕" w:hAnsi="맑은 고딕"/>
+                <w:b w:val="false"/>
+                <w:bCs w:val="false"/>
+                <w:color w:val="1C1C1F"/>
+                <w:sz w:val="18"/>
+                <w:szCs w:val="18"/>
+              </w:rPr>
+              <w:t xml:space="preserve">38 (76.0%)</w:t>
+            </w:r>
+          </w:p>
+        </w:tc>
+        <w:tc>
+          <w:tcPr>
+            <w:tcW w:type="dxa" w:w="2120"/>
+            <w:tcMar>
+              <w:top w:type="dxa" w:w="50"/>
+              <w:left w:type="dxa" w:w="90"/>
+              <w:bottom w:type="dxa" w:w="50"/>
+              <w:right w:type="dxa" w:w="90"/>
+            </w:tcMar>
+            <w:vAlign w:val="center"/>
+          </w:tcPr>
+          <w:p>
+            <w:r>
+              <w:rPr>
+                <w:rFonts w:ascii="맑은 고딕" w:cs="맑은 고딕" w:eastAsia="맑은 고딕" w:hAnsi="맑은 고딕"/>
+                <w:b w:val="false"/>
+                <w:bCs w:val="false"/>
+                <w:color w:val="1C1C1F"/>
+                <w:sz w:val="18"/>
+                <w:szCs w:val="18"/>
+              </w:rPr>
+              <w:t xml:space="preserve">26 (78.8%)</w:t>
+            </w:r>
+          </w:p>
+        </w:tc>
+        <w:tc>
+          <w:tcPr>
+            <w:tcW w:type="dxa" w:w="2122"/>
+            <w:tcMar>
+              <w:top w:type="dxa" w:w="50"/>
+              <w:left w:type="dxa" w:w="90"/>
+              <w:bottom w:type="dxa" w:w="50"/>
+              <w:right w:type="dxa" w:w="90"/>
+            </w:tcMar>
+            <w:vAlign w:val="center"/>
+          </w:tcPr>
+          <w:p>
+            <w:r>
+              <w:rPr>
+                <w:rFonts w:ascii="맑은 고딕" w:cs="맑은 고딕" w:eastAsia="맑은 고딕" w:hAnsi="맑은 고딕"/>
+                <w:b w:val="false"/>
+                <w:bCs w:val="false"/>
+                <w:color w:val="1C1C1F"/>
+                <w:sz w:val="18"/>
+                <w:szCs w:val="18"/>
+              </w:rPr>
+              <w:t xml:space="preserve">−12</w:t>
+            </w:r>
+          </w:p>
+        </w:tc>
+      </w:tr>
+      <w:tr>
+        <w:trPr>
+          <w:cantSplit/>
+        </w:trPr>
+        <w:tc>
+          <w:tcPr>
+            <w:tcW w:type="dxa" w:w="3276"/>
+            <w:tcMar>
+              <w:top w:type="dxa" w:w="50"/>
+              <w:left w:type="dxa" w:w="90"/>
+              <w:bottom w:type="dxa" w:w="50"/>
+              <w:right w:type="dxa" w:w="90"/>
+            </w:tcMar>
+            <w:vAlign w:val="center"/>
+          </w:tcPr>
+          <w:p>
+            <w:r>
+              <w:rPr>
+                <w:rFonts w:ascii="맑은 고딕" w:cs="맑은 고딕" w:eastAsia="맑은 고딕" w:hAnsi="맑은 고딕"/>
+                <w:b w:val="false"/>
+                <w:bCs w:val="false"/>
+                <w:color w:val="1C1C1F"/>
+                <w:sz w:val="18"/>
+                <w:szCs w:val="18"/>
+              </w:rPr>
+              <w:t xml:space="preserve">그중 틀림</w:t>
+            </w:r>
+          </w:p>
+        </w:tc>
+        <w:tc>
+          <w:tcPr>
+            <w:tcW w:type="dxa" w:w="2120"/>
+            <w:tcMar>
+              <w:top w:type="dxa" w:w="50"/>
+              <w:left w:type="dxa" w:w="90"/>
+              <w:bottom w:type="dxa" w:w="50"/>
+              <w:right w:type="dxa" w:w="90"/>
+            </w:tcMar>
+            <w:vAlign w:val="center"/>
+          </w:tcPr>
+          <w:p>
+            <w:r>
+              <w:rPr>
+                <w:rFonts w:ascii="맑은 고딕" w:cs="맑은 고딕" w:eastAsia="맑은 고딕" w:hAnsi="맑은 고딕"/>
+                <w:b w:val="false"/>
+                <w:bCs w:val="false"/>
+                <w:color w:val="1C1C1F"/>
+                <w:sz w:val="18"/>
+                <w:szCs w:val="18"/>
+              </w:rPr>
+              <w:t xml:space="preserve">12</w:t>
+            </w:r>
+          </w:p>
+        </w:tc>
+        <w:tc>
+          <w:tcPr>
+            <w:tcW w:type="dxa" w:w="2120"/>
+            <w:tcMar>
+              <w:top w:type="dxa" w:w="50"/>
+              <w:left w:type="dxa" w:w="90"/>
+              <w:bottom w:type="dxa" w:w="50"/>
+              <w:right w:type="dxa" w:w="90"/>
+            </w:tcMar>
+            <w:vAlign w:val="center"/>
+          </w:tcPr>
+          <w:p>
+            <w:r>
+              <w:rPr>
+                <w:rFonts w:ascii="맑은 고딕" w:cs="맑은 고딕" w:eastAsia="맑은 고딕" w:hAnsi="맑은 고딕"/>
+                <w:b w:val="false"/>
+                <w:bCs w:val="false"/>
+                <w:color w:val="1C1C1F"/>
+                <w:sz w:val="18"/>
+                <w:szCs w:val="18"/>
+              </w:rPr>
+              <w:t xml:space="preserve">7</w:t>
+            </w:r>
+          </w:p>
+        </w:tc>
+        <w:tc>
+          <w:tcPr>
+            <w:tcW w:type="dxa" w:w="2122"/>
+            <w:tcMar>
+              <w:top w:type="dxa" w:w="50"/>
+              <w:left w:type="dxa" w:w="90"/>
+              <w:bottom w:type="dxa" w:w="50"/>
+              <w:right w:type="dxa" w:w="90"/>
+            </w:tcMar>
+            <w:vAlign w:val="center"/>
+          </w:tcPr>
+          <w:p>
+            <w:r>
+              <w:rPr>
+                <w:rFonts w:ascii="맑은 고딕" w:cs="맑은 고딕" w:eastAsia="맑은 고딕" w:hAnsi="맑은 고딕"/>
+                <w:b w:val="false"/>
+                <w:bCs w:val="false"/>
+                <w:color w:val="1C1C1F"/>
+                <w:sz w:val="18"/>
+                <w:szCs w:val="18"/>
+              </w:rPr>
+              <w:t xml:space="preserve">−5</w:t>
+            </w:r>
+          </w:p>
+        </w:tc>
+      </w:tr>
+    </w:tbl>
+    <w:p>
+      <w:pPr>
+        <w:spacing w:after="60"/>
+      </w:pPr>
+    </w:p>
+    <w:p>
+      <w:pPr>
+        <w:pStyle w:val="ListParagraph"/>
+        <w:numPr>
+          <w:ilvl w:val="0"/>
+          <w:numId w:val="3"/>
+        </w:numPr>
+        <w:spacing w:after="60"/>
+      </w:pPr>
+      <w:r>
+        <w:rPr>
+          <w:rFonts w:ascii="맑은 고딕" w:cs="맑은 고딕" w:eastAsia="맑은 고딕" w:hAnsi="맑은 고딕"/>
+          <w:sz w:val="20"/>
+          <w:szCs w:val="20"/>
+        </w:rPr>
+        <w:t xml:space="preserve">6-3 의 「판정을 내린 행 34」는 이 33행에 위반 없음으로 확정된 위반 1행(놓침)을 더한 수다.</w:t>
+      </w:r>
+    </w:p>
+    <w:p>
+      <w:pPr>
+        <w:pStyle w:val="ListParagraph"/>
+        <w:numPr>
+          <w:ilvl w:val="0"/>
+          <w:numId w:val="3"/>
+        </w:numPr>
+        <w:spacing w:after="60"/>
+      </w:pPr>
+      <w:r>
+        <w:rPr>
+          <w:rFonts w:ascii="맑은 고딕" w:cs="맑은 고딕" w:eastAsia="맑은 고딕" w:hAnsi="맑은 고딕"/>
+          <w:sz w:val="20"/>
+          <w:szCs w:val="20"/>
+        </w:rPr>
+        <w:t xml:space="preserve">맞는 확정 12건을 보류로 내리고 틀린 확정 5건을 걸렀다. 정밀도는 사실상 같고 확정 재현율만 2.5% → 1.7% 로 내렸다.</w:t>
+      </w:r>
+    </w:p>
+    <w:p>
+      <w:pPr>
+        <w:pStyle w:val="ListParagraph"/>
+        <w:numPr>
+          <w:ilvl w:val="0"/>
+          <w:numId w:val="3"/>
+        </w:numPr>
+        <w:spacing w:after="60"/>
+      </w:pPr>
+      <w:r>
+        <w:rPr>
+          <w:rFonts w:ascii="맑은 고딕" w:cs="맑은 고딕" w:eastAsia="맑은 고딕" w:hAnsi="맑은 고딕"/>
+          <w:sz w:val="20"/>
+          <w:szCs w:val="20"/>
+        </w:rPr>
+        <w:t xml:space="preserve">무조건부에서는 사전이 확정한 6건(맞음 1 · 틀림 5) 전부에 인코더가 같은 유형으로 후보를 내 하나도 거르지 못했다.</w:t>
+      </w:r>
+    </w:p>
+    <w:p>
+      <w:pPr>
+        <w:pStyle w:val="ListParagraph"/>
+        <w:numPr>
+          <w:ilvl w:val="0"/>
+          <w:numId w:val="3"/>
+        </w:numPr>
+        <w:spacing w:after="60"/>
+      </w:pPr>
+      <w:r>
+        <w:rPr>
+          <w:rFonts w:ascii="맑은 고딕" w:cs="맑은 고딕" w:eastAsia="맑은 고딕" w:hAnsi="맑은 고딕"/>
+          <w:sz w:val="20"/>
+          <w:szCs w:val="20"/>
+        </w:rPr>
+        <w:t xml:space="preserve">채점 밖에서는 조건 M 2건 · 해설서 위반문구 D 3건의 확정이 보류로 내려갔다.</w:t>
+      </w:r>
+    </w:p>
+    <w:p>
+      <w:pPr>
+        <w:pStyle w:val="ListParagraph"/>
+        <w:numPr>
+          <w:ilvl w:val="0"/>
+          <w:numId w:val="3"/>
+        </w:numPr>
+        <w:spacing w:after="60"/>
+      </w:pPr>
+      <w:r>
+        <w:rPr>
+          <w:rFonts w:ascii="맑은 고딕" w:cs="맑은 고딕" w:eastAsia="맑은 고딕" w:hAnsi="맑은 고딕"/>
+          <w:b/>
+          <w:bCs/>
+          <w:sz w:val="20"/>
+          <w:szCs w:val="20"/>
+        </w:rPr>
+        <w:t xml:space="preserve">이 결과로 규칙을 고치지 않았다</w:t>
+      </w:r>
+      <w:r>
+        <w:rPr>
+          <w:rFonts w:ascii="맑은 고딕" w:cs="맑은 고딕" w:eastAsia="맑은 고딕" w:hAnsi="맑은 고딕"/>
+          <w:sz w:val="20"/>
+          <w:szCs w:val="20"/>
+        </w:rPr>
+        <w:t xml:space="preserve">(D-175). 합의를 요구하지 않는 경우의 확정 수치는 「규칙만」 줄과 같다. 어느 쪽으로 할지는 팀장 판정이다.</w:t>
+      </w:r>
+    </w:p>
+    <w:p>
+      <w:pPr>
+        <w:pStyle w:val="Heading2"/>
+        <w:keepNext/>
+        <w:spacing w:after="110" w:before="220"/>
+      </w:pPr>
+      <w:r>
+        <w:rPr>
+          <w:rFonts w:ascii="맑은 고딕" w:cs="맑은 고딕" w:eastAsia="맑은 고딕" w:hAnsi="맑은 고딕"/>
+          <w:b/>
+          <w:bCs/>
+          <w:color w:val="1C1C1F"/>
+          <w:sz w:val="22"/>
+          <w:szCs w:val="22"/>
+        </w:rPr>
+        <w:t xml:space="preserve">6-5. 읽는 법</w:t>
+      </w:r>
+    </w:p>
+    <w:tbl>
+      <w:tblPr>
+        <w:tblW w:type="dxa" w:w="9638"/>
+        <w:tblBorders>
+          <w:top w:val="single" w:color="E3E3E6" w:sz="4"/>
+          <w:left w:val="single" w:color="E3E3E6" w:sz="4"/>
+          <w:bottom w:val="single" w:color="E3E3E6" w:sz="4"/>
+          <w:right w:val="single" w:color="E3E3E6" w:sz="4"/>
+          <w:insideH w:val="single" w:color="E3E3E6" w:sz="4"/>
+          <w:insideV w:val="single" w:color="E3E3E6" w:sz="4"/>
+        </w:tblBorders>
+      </w:tblPr>
+      <w:tblGrid>
+        <w:gridCol w:w="481"/>
+        <w:gridCol w:w="4819"/>
+        <w:gridCol w:w="4338"/>
+      </w:tblGrid>
+      <w:tr>
+        <w:trPr>
+          <w:cantSplit/>
+          <w:tblHeader/>
+        </w:trPr>
+        <w:tc>
+          <w:tcPr>
+            <w:tcW w:type="dxa" w:w="481"/>
+            <w:shd w:fill="EAF1FE" w:val="clear"/>
+            <w:tcMar>
+              <w:top w:type="dxa" w:w="50"/>
+              <w:left w:type="dxa" w:w="90"/>
+              <w:bottom w:type="dxa" w:w="50"/>
+              <w:right w:type="dxa" w:w="90"/>
+            </w:tcMar>
+            <w:vAlign w:val="center"/>
+          </w:tcPr>
+          <w:p>
+            <w:r>
+              <w:rPr>
+                <w:rFonts w:ascii="맑은 고딕" w:cs="맑은 고딕" w:eastAsia="맑은 고딕" w:hAnsi="맑은 고딕"/>
+                <w:b/>
+                <w:bCs/>
+                <w:color w:val="1D4ED8"/>
+                <w:sz w:val="18"/>
+                <w:szCs w:val="18"/>
+              </w:rPr>
+              <w:t xml:space="preserve">#</w:t>
+            </w:r>
+          </w:p>
+        </w:tc>
+        <w:tc>
+          <w:tcPr>
+            <w:tcW w:type="dxa" w:w="4819"/>
+            <w:shd w:fill="EAF1FE" w:val="clear"/>
+            <w:tcMar>
+              <w:top w:type="dxa" w:w="50"/>
+              <w:left w:type="dxa" w:w="90"/>
+              <w:bottom w:type="dxa" w:w="50"/>
+              <w:right w:type="dxa" w:w="90"/>
+            </w:tcMar>
+            <w:vAlign w:val="center"/>
+          </w:tcPr>
+          <w:p>
+            <w:r>
+              <w:rPr>
+                <w:rFonts w:ascii="맑은 고딕" w:cs="맑은 고딕" w:eastAsia="맑은 고딕" w:hAnsi="맑은 고딕"/>
+                <w:b/>
+                <w:bCs/>
+                <w:color w:val="1D4ED8"/>
+                <w:sz w:val="18"/>
+                <w:szCs w:val="18"/>
+              </w:rPr>
+              <w:t xml:space="preserve">드러난 것</w:t>
+            </w:r>
+          </w:p>
+        </w:tc>
+        <w:tc>
+          <w:tcPr>
+            <w:tcW w:type="dxa" w:w="4338"/>
+            <w:shd w:fill="EAF1FE" w:val="clear"/>
+            <w:tcMar>
+              <w:top w:type="dxa" w:w="50"/>
+              <w:left w:type="dxa" w:w="90"/>
+              <w:bottom w:type="dxa" w:w="50"/>
+              <w:right w:type="dxa" w:w="90"/>
+            </w:tcMar>
+            <w:vAlign w:val="center"/>
+          </w:tcPr>
+          <w:p>
+            <w:r>
+              <w:rPr>
+                <w:rFonts w:ascii="맑은 고딕" w:cs="맑은 고딕" w:eastAsia="맑은 고딕" w:hAnsi="맑은 고딕"/>
+                <w:b/>
+                <w:bCs/>
+                <w:color w:val="1D4ED8"/>
+                <w:sz w:val="18"/>
+                <w:szCs w:val="18"/>
+              </w:rPr>
+              <w:t xml:space="preserve">근거</w:t>
+            </w:r>
+          </w:p>
+        </w:tc>
+      </w:tr>
+      <w:tr>
+        <w:trPr>
+          <w:cantSplit/>
+        </w:trPr>
+        <w:tc>
+          <w:tcPr>
+            <w:tcW w:type="dxa" w:w="481"/>
+            <w:tcMar>
+              <w:top w:type="dxa" w:w="50"/>
+              <w:left w:type="dxa" w:w="90"/>
+              <w:bottom w:type="dxa" w:w="50"/>
+              <w:right w:type="dxa" w:w="90"/>
+            </w:tcMar>
+            <w:vAlign w:val="center"/>
+          </w:tcPr>
+          <w:p>
+            <w:r>
+              <w:rPr>
+                <w:rFonts w:ascii="맑은 고딕" w:cs="맑은 고딕" w:eastAsia="맑은 고딕" w:hAnsi="맑은 고딕"/>
+                <w:b w:val="false"/>
+                <w:bCs w:val="false"/>
+                <w:color w:val="1C1C1F"/>
+                <w:sz w:val="18"/>
+                <w:szCs w:val="18"/>
+              </w:rPr>
+              <w:t xml:space="preserve">1</w:t>
+            </w:r>
+          </w:p>
+        </w:tc>
+        <w:tc>
+          <w:tcPr>
+            <w:tcW w:type="dxa" w:w="4819"/>
+            <w:tcMar>
+              <w:top w:type="dxa" w:w="50"/>
+              <w:left w:type="dxa" w:w="90"/>
+              <w:bottom w:type="dxa" w:w="50"/>
+              <w:right w:type="dxa" w:w="90"/>
+            </w:tcMar>
+            <w:vAlign w:val="center"/>
+          </w:tcPr>
+          <w:p>
+            <w:r>
+              <w:rPr>
+                <w:rFonts w:ascii="맑은 고딕" w:cs="맑은 고딕" w:eastAsia="맑은 고딕" w:hAnsi="맑은 고딕"/>
+                <w:b w:val="false"/>
+                <w:bCs w:val="false"/>
+                <w:color w:val="1C1C1F"/>
+                <w:sz w:val="18"/>
+                <w:szCs w:val="18"/>
+              </w:rPr>
+              <w:t xml:space="preserve">인코더가 하는 일은 확정이 아니라 </w:t>
+            </w:r>
+            <w:r>
+              <w:rPr>
+                <w:rFonts w:ascii="맑은 고딕" w:cs="맑은 고딕" w:eastAsia="맑은 고딕" w:hAnsi="맑은 고딕"/>
+                <w:b/>
+                <w:bCs/>
+                <w:color w:val="1C1C1F"/>
+                <w:sz w:val="18"/>
+                <w:szCs w:val="18"/>
+              </w:rPr>
+              <w:t xml:space="preserve">보류 문장에 유형 후보를 다는 것</w:t>
+            </w:r>
+            <w:r>
+              <w:rPr>
+                <w:rFonts w:ascii="맑은 고딕" w:cs="맑은 고딕" w:eastAsia="맑은 고딕" w:hAnsi="맑은 고딕"/>
+                <w:b w:val="false"/>
+                <w:bCs w:val="false"/>
+                <w:color w:val="1C1C1F"/>
+                <w:sz w:val="18"/>
+                <w:szCs w:val="18"/>
+              </w:rPr>
+              <w:t xml:space="preserve">이다</w:t>
+            </w:r>
+          </w:p>
+        </w:tc>
+        <w:tc>
+          <w:tcPr>
+            <w:tcW w:type="dxa" w:w="4338"/>
+            <w:tcMar>
+              <w:top w:type="dxa" w:w="50"/>
+              <w:left w:type="dxa" w:w="90"/>
+              <w:bottom w:type="dxa" w:w="50"/>
+              <w:right w:type="dxa" w:w="90"/>
+            </w:tcMar>
+            <w:vAlign w:val="center"/>
+          </w:tcPr>
+          <w:p>
+            <w:r>
+              <w:rPr>
+                <w:rFonts w:ascii="맑은 고딕" w:cs="맑은 고딕" w:eastAsia="맑은 고딕" w:hAnsi="맑은 고딕"/>
+                <w:b w:val="false"/>
+                <w:bCs w:val="false"/>
+                <w:color w:val="1C1C1F"/>
+                <w:sz w:val="18"/>
+                <w:szCs w:val="18"/>
+              </w:rPr>
+              <w:t xml:space="preserve">탐지 15 ~ 17% → 56 ~ 57% · 확정 재현율은 그대로이거나 내린다</w:t>
+            </w:r>
+          </w:p>
+        </w:tc>
+      </w:tr>
+      <w:tr>
+        <w:trPr>
+          <w:cantSplit/>
+        </w:trPr>
+        <w:tc>
+          <w:tcPr>
+            <w:tcW w:type="dxa" w:w="481"/>
+            <w:tcMar>
+              <w:top w:type="dxa" w:w="50"/>
+              <w:left w:type="dxa" w:w="90"/>
+              <w:bottom w:type="dxa" w:w="50"/>
+              <w:right w:type="dxa" w:w="90"/>
+            </w:tcMar>
+            <w:vAlign w:val="center"/>
+          </w:tcPr>
+          <w:p>
+            <w:r>
+              <w:rPr>
+                <w:rFonts w:ascii="맑은 고딕" w:cs="맑은 고딕" w:eastAsia="맑은 고딕" w:hAnsi="맑은 고딕"/>
+                <w:b w:val="false"/>
+                <w:bCs w:val="false"/>
+                <w:color w:val="1C1C1F"/>
+                <w:sz w:val="18"/>
+                <w:szCs w:val="18"/>
+              </w:rPr>
+              <w:t xml:space="preserve">2</w:t>
+            </w:r>
+          </w:p>
+        </w:tc>
+        <w:tc>
+          <w:tcPr>
+            <w:tcW w:type="dxa" w:w="4819"/>
+            <w:tcMar>
+              <w:top w:type="dxa" w:w="50"/>
+              <w:left w:type="dxa" w:w="90"/>
+              <w:bottom w:type="dxa" w:w="50"/>
+              <w:right w:type="dxa" w:w="90"/>
+            </w:tcMar>
+            <w:vAlign w:val="center"/>
+          </w:tcPr>
+          <w:p>
+            <w:r>
+              <w:rPr>
+                <w:rFonts w:ascii="맑은 고딕" w:cs="맑은 고딕" w:eastAsia="맑은 고딕" w:hAnsi="맑은 고딕"/>
+                <w:b/>
+                <w:bCs/>
+                <w:color w:val="1C1C1F"/>
+                <w:sz w:val="18"/>
+                <w:szCs w:val="18"/>
+              </w:rPr>
+              <w:t xml:space="preserve">보류됐다는 것만으로는 위반과 적법이 갈리지 않는다</w:t>
+            </w:r>
+          </w:p>
+        </w:tc>
+        <w:tc>
+          <w:tcPr>
+            <w:tcW w:type="dxa" w:w="4338"/>
+            <w:tcMar>
+              <w:top w:type="dxa" w:w="50"/>
+              <w:left w:type="dxa" w:w="90"/>
+              <w:bottom w:type="dxa" w:w="50"/>
+              <w:right w:type="dxa" w:w="90"/>
+            </w:tcMar>
+            <w:vAlign w:val="center"/>
+          </w:tcPr>
+          <w:p>
+            <w:r>
+              <w:rPr>
+                <w:rFonts w:ascii="맑은 고딕" w:cs="맑은 고딕" w:eastAsia="맑은 고딕" w:hAnsi="맑은 고딕"/>
+                <w:b w:val="false"/>
+                <w:bCs w:val="false"/>
+                <w:color w:val="1C1C1F"/>
+                <w:sz w:val="18"/>
+                <w:szCs w:val="18"/>
+              </w:rPr>
+              <w:t xml:space="preserve">조건부에서 적법 수정문구 D 133행 중 125행(94.0%)이 보류 · 무조건부에서 조건 L 10/10 보류</w:t>
+            </w:r>
+          </w:p>
+        </w:tc>
+      </w:tr>
+      <w:tr>
+        <w:trPr>
+          <w:cantSplit/>
+        </w:trPr>
+        <w:tc>
+          <w:tcPr>
+            <w:tcW w:type="dxa" w:w="481"/>
+            <w:tcMar>
+              <w:top w:type="dxa" w:w="50"/>
+              <w:left w:type="dxa" w:w="90"/>
+              <w:bottom w:type="dxa" w:w="50"/>
+              <w:right w:type="dxa" w:w="90"/>
+            </w:tcMar>
+            <w:vAlign w:val="center"/>
+          </w:tcPr>
+          <w:p>
+            <w:r>
+              <w:rPr>
+                <w:rFonts w:ascii="맑은 고딕" w:cs="맑은 고딕" w:eastAsia="맑은 고딕" w:hAnsi="맑은 고딕"/>
+                <w:b w:val="false"/>
+                <w:bCs w:val="false"/>
+                <w:color w:val="1C1C1F"/>
+                <w:sz w:val="18"/>
+                <w:szCs w:val="18"/>
+              </w:rPr>
+              <w:t xml:space="preserve">3</w:t>
+            </w:r>
+          </w:p>
+        </w:tc>
+        <w:tc>
+          <w:tcPr>
+            <w:tcW w:type="dxa" w:w="4819"/>
+            <w:tcMar>
+              <w:top w:type="dxa" w:w="50"/>
+              <w:left w:type="dxa" w:w="90"/>
+              <w:bottom w:type="dxa" w:w="50"/>
+              <w:right w:type="dxa" w:w="90"/>
+            </w:tcMar>
+            <w:vAlign w:val="center"/>
+          </w:tcPr>
+          <w:p>
+            <w:r>
+              <w:rPr>
+                <w:rFonts w:ascii="맑은 고딕" w:cs="맑은 고딕" w:eastAsia="맑은 고딕" w:hAnsi="맑은 고딕"/>
+                <w:b w:val="false"/>
+                <w:bCs w:val="false"/>
+                <w:color w:val="1C1C1F"/>
+                <w:sz w:val="18"/>
+                <w:szCs w:val="18"/>
+              </w:rPr>
+              <w:t xml:space="preserve">통과 길은 거의 열리지 않았다</w:t>
+            </w:r>
+          </w:p>
+        </w:tc>
+        <w:tc>
+          <w:tcPr>
+            <w:tcW w:type="dxa" w:w="4338"/>
+            <w:tcMar>
+              <w:top w:type="dxa" w:w="50"/>
+              <w:left w:type="dxa" w:w="90"/>
+              <w:bottom w:type="dxa" w:w="50"/>
+              <w:right w:type="dxa" w:w="90"/>
+            </w:tcMar>
+            <w:vAlign w:val="center"/>
+          </w:tcPr>
+          <w:p>
+            <w:r>
+              <w:rPr>
+                <w:rFonts w:ascii="맑은 고딕" w:cs="맑은 고딕" w:eastAsia="맑은 고딕" w:hAnsi="맑은 고딕"/>
+                <w:b w:val="false"/>
+                <w:bCs w:val="false"/>
+                <w:color w:val="1C1C1F"/>
+                <w:sz w:val="18"/>
+                <w:szCs w:val="18"/>
+              </w:rPr>
+              <w:t xml:space="preserve">조건부에서 수정문구 D 8/133 통과 · 종착 통과 19행(0.9%)</w:t>
+            </w:r>
+          </w:p>
+        </w:tc>
+      </w:tr>
+      <w:tr>
+        <w:trPr>
+          <w:cantSplit/>
+        </w:trPr>
+        <w:tc>
+          <w:tcPr>
+            <w:tcW w:type="dxa" w:w="481"/>
+            <w:tcMar>
+              <w:top w:type="dxa" w:w="50"/>
+              <w:left w:type="dxa" w:w="90"/>
+              <w:bottom w:type="dxa" w:w="50"/>
+              <w:right w:type="dxa" w:w="90"/>
+            </w:tcMar>
+            <w:vAlign w:val="center"/>
+          </w:tcPr>
+          <w:p>
+            <w:r>
+              <w:rPr>
+                <w:rFonts w:ascii="맑은 고딕" w:cs="맑은 고딕" w:eastAsia="맑은 고딕" w:hAnsi="맑은 고딕"/>
+                <w:b w:val="false"/>
+                <w:bCs w:val="false"/>
+                <w:color w:val="1C1C1F"/>
+                <w:sz w:val="18"/>
+                <w:szCs w:val="18"/>
+              </w:rPr>
+              <w:t xml:space="preserve">4</w:t>
+            </w:r>
+          </w:p>
+        </w:tc>
+        <w:tc>
+          <w:tcPr>
+            <w:tcW w:type="dxa" w:w="4819"/>
+            <w:tcMar>
+              <w:top w:type="dxa" w:w="50"/>
+              <w:left w:type="dxa" w:w="90"/>
+              <w:bottom w:type="dxa" w:w="50"/>
+              <w:right w:type="dxa" w:w="90"/>
+            </w:tcMar>
+            <w:vAlign w:val="center"/>
+          </w:tcPr>
+          <w:p>
+            <w:r>
+              <w:rPr>
+                <w:rFonts w:ascii="맑은 고딕" w:cs="맑은 고딕" w:eastAsia="맑은 고딕" w:hAnsi="맑은 고딕"/>
+                <w:b w:val="false"/>
+                <w:bCs w:val="false"/>
+                <w:color w:val="1C1C1F"/>
+                <w:sz w:val="18"/>
+                <w:szCs w:val="18"/>
+              </w:rPr>
+              <w:t xml:space="preserve">안전 쪽은 지켜졌다</w:t>
+            </w:r>
+          </w:p>
+        </w:tc>
+        <w:tc>
+          <w:tcPr>
+            <w:tcW w:type="dxa" w:w="4338"/>
+            <w:tcMar>
+              <w:top w:type="dxa" w:w="50"/>
+              <w:left w:type="dxa" w:w="90"/>
+              <w:bottom w:type="dxa" w:w="50"/>
+              <w:right w:type="dxa" w:w="90"/>
+            </w:tcMar>
+            <w:vAlign w:val="center"/>
+          </w:tcPr>
+          <w:p>
+            <w:r>
+              <w:rPr>
+                <w:rFonts w:ascii="맑은 고딕" w:cs="맑은 고딕" w:eastAsia="맑은 고딕" w:hAnsi="맑은 고딕"/>
+                <w:b w:val="false"/>
+                <w:bCs w:val="false"/>
+                <w:color w:val="1C1C1F"/>
+                <w:sz w:val="18"/>
+                <w:szCs w:val="18"/>
+              </w:rPr>
+              <w:t xml:space="preserve">적법 문장에 위반 확정 0건 · 위반을 통과로 놓침 1/1,570</w:t>
+            </w:r>
+          </w:p>
+        </w:tc>
+      </w:tr>
+      <w:tr>
+        <w:trPr>
+          <w:cantSplit/>
+        </w:trPr>
+        <w:tc>
+          <w:tcPr>
+            <w:tcW w:type="dxa" w:w="481"/>
+            <w:tcMar>
+              <w:top w:type="dxa" w:w="50"/>
+              <w:left w:type="dxa" w:w="90"/>
+              <w:bottom w:type="dxa" w:w="50"/>
+              <w:right w:type="dxa" w:w="90"/>
+            </w:tcMar>
+            <w:vAlign w:val="center"/>
+          </w:tcPr>
+          <w:p>
+            <w:r>
+              <w:rPr>
+                <w:rFonts w:ascii="맑은 고딕" w:cs="맑은 고딕" w:eastAsia="맑은 고딕" w:hAnsi="맑은 고딕"/>
+                <w:b w:val="false"/>
+                <w:bCs w:val="false"/>
+                <w:color w:val="1C1C1F"/>
+                <w:sz w:val="18"/>
+                <w:szCs w:val="18"/>
+              </w:rPr>
+              <w:t xml:space="preserve">5</w:t>
+            </w:r>
+          </w:p>
+        </w:tc>
+        <w:tc>
+          <w:tcPr>
+            <w:tcW w:type="dxa" w:w="4819"/>
+            <w:tcMar>
+              <w:top w:type="dxa" w:w="50"/>
+              <w:left w:type="dxa" w:w="90"/>
+              <w:bottom w:type="dxa" w:w="50"/>
+              <w:right w:type="dxa" w:w="90"/>
+            </w:tcMar>
+            <w:vAlign w:val="center"/>
+          </w:tcPr>
+          <w:p>
+            <w:r>
+              <w:rPr>
+                <w:rFonts w:ascii="맑은 고딕" w:cs="맑은 고딕" w:eastAsia="맑은 고딕" w:hAnsi="맑은 고딕"/>
+                <w:b w:val="false"/>
+                <w:bCs w:val="false"/>
+                <w:color w:val="1C1C1F"/>
+                <w:sz w:val="18"/>
+                <w:szCs w:val="18"/>
+              </w:rPr>
+              <w:t xml:space="preserve">dev 는 낙관적이었다</w:t>
+            </w:r>
+          </w:p>
+        </w:tc>
+        <w:tc>
+          <w:tcPr>
+            <w:tcW w:type="dxa" w:w="4338"/>
+            <w:tcMar>
+              <w:top w:type="dxa" w:w="50"/>
+              <w:left w:type="dxa" w:w="90"/>
+              <w:bottom w:type="dxa" w:w="50"/>
+              <w:right w:type="dxa" w:w="90"/>
+            </w:tcMar>
+            <w:vAlign w:val="center"/>
+          </w:tcPr>
+          <w:p>
+            <w:r>
+              <w:rPr>
+                <w:rFonts w:ascii="맑은 고딕" w:cs="맑은 고딕" w:eastAsia="맑은 고딕" w:hAnsi="맑은 고딕"/>
+                <w:b w:val="false"/>
+                <w:bCs w:val="false"/>
+                <w:color w:val="1C1C1F"/>
+                <w:sz w:val="18"/>
+                <w:szCs w:val="18"/>
+              </w:rPr>
+              <w:t xml:space="preserve">탐지 85.4% → 56.2% · 조건 D 통과 67.7%(참고 행) → 6.0%</w:t>
+            </w:r>
+          </w:p>
+        </w:tc>
+      </w:tr>
+    </w:tbl>
+    <w:p>
+      <w:pPr>
+        <w:spacing w:after="60"/>
+      </w:pPr>
+    </w:p>
+    <w:p>
+      <w:pPr>
+        <w:spacing w:after="120"/>
+      </w:pPr>
+      <w:r>
+        <w:rPr>
+          <w:rFonts w:ascii="맑은 고딕" w:cs="맑은 고딕" w:eastAsia="맑은 고딕" w:hAnsi="맑은 고딕"/>
+          <w:b/>
+          <w:bCs/>
+          <w:sz w:val="20"/>
+          <w:szCs w:val="20"/>
+        </w:rPr>
+        <w:t xml:space="preserve">팀장 판정이 필요한 자리</w:t>
+      </w:r>
+      <w:r>
+        <w:rPr>
+          <w:rFonts w:ascii="맑은 고딕" w:cs="맑은 고딕" w:eastAsia="맑은 고딕" w:hAnsi="맑은 고딕"/>
+          <w:sz w:val="20"/>
+          <w:szCs w:val="20"/>
+        </w:rPr>
+        <w:t xml:space="preserve"> — ① 사전 확정에 인코더 합의를 요구할지(규칙 2) ② 품목 미확정에서 조용한 문장을 보류 + 분기로 내리는 것(규칙 5) ③ 품목을 알 때 보류 후보를 그 품목의 전제에서 서는 유형으로만 남기는 것 ④ 거래 조건 문장의 후보를 표시광고법 유형으로만 싣는 것 ⑤ 여유 구간 값.</w:t>
+      </w:r>
+    </w:p>
+    <w:p>
+      <w:pPr>
+        <w:pStyle w:val="Heading1"/>
+        <w:keepNext/>
+        <w:spacing w:after="140" w:before="320"/>
+      </w:pPr>
+      <w:r>
+        <w:rPr>
+          <w:rFonts w:ascii="맑은 고딕" w:cs="맑은 고딕" w:eastAsia="맑은 고딕" w:hAnsi="맑은 고딕"/>
+          <w:b/>
+          <w:bCs/>
+          <w:color w:val="2563EB"/>
+          <w:sz w:val="26"/>
+          <w:szCs w:val="26"/>
+        </w:rPr>
+        <w:t xml:space="preserve">7. 한계 — 이 보고서가 말하지 못하는 것</w:t>
+      </w:r>
+    </w:p>
+    <w:p>
+      <w:pPr>
+        <w:pStyle w:val="ListParagraph"/>
+        <w:numPr>
+          <w:ilvl w:val="0"/>
+          <w:numId w:val="3"/>
+        </w:numPr>
+        <w:spacing w:after="60"/>
+      </w:pPr>
+      <w:r>
+        <w:rPr>
+          <w:rFonts w:ascii="맑은 고딕" w:cs="맑은 고딕" w:eastAsia="맑은 고딕" w:hAnsi="맑은 고딕"/>
+          <w:b/>
+          <w:bCs/>
+          <w:sz w:val="20"/>
+          <w:szCs w:val="20"/>
+        </w:rPr>
+        <w:t xml:space="preserve">6절은 프로토타입의 수다.</w:t>
+      </w:r>
+      <w:r>
+        <w:rPr>
+          <w:rFonts w:ascii="맑은 고딕" w:cs="맑은 고딕" w:eastAsia="맑은 고딕" w:hAnsi="맑은 고딕"/>
+          <w:sz w:val="20"/>
+          <w:szCs w:val="20"/>
+        </w:rPr>
+        <w:t xml:space="preserve"> 앱 그래프의 encode 노드는 아직 비어 있다. 조문 검색 · 위험도 하한 없이 문장 단위로 쟀고, 통합 성능은 배선 뒤 DB 로 다시 잰다.</w:t>
       </w:r>
     </w:p>
     <w:p>
@@ -11849,7 +16331,25 @@
           <w:sz w:val="20"/>
           <w:szCs w:val="20"/>
         </w:rPr>
-        <w:t xml:space="preserve"> 시드 43 하나의 수치다. 이 골든 판의 test 는 이번이 네 번째 채점이다(소성민 v10 둘 · v11 · 이 보고서).</w:t>
+        <w:t xml:space="preserve"> 시드 43 하나의 수치다. 이 골든 판의 인코더 test 채점은 네 번이다(소성민 v10 둘 · v11 · 이 보고서). 6절은 같은 모델에 판정 규칙을 얹어 한 번(무조건부 · 조건부) 잰 것이다.</w:t>
+      </w:r>
+    </w:p>
+    <w:p>
+      <w:pPr>
+        <w:pStyle w:val="ListParagraph"/>
+        <w:numPr>
+          <w:ilvl w:val="0"/>
+          <w:numId w:val="3"/>
+        </w:numPr>
+        <w:spacing w:after="60"/>
+      </w:pPr>
+      <w:r>
+        <w:rPr>
+          <w:rFonts w:ascii="맑은 고딕" w:cs="맑은 고딕" w:eastAsia="맑은 고딕" w:hAnsi="맑은 고딕"/>
+          <w:sz w:val="20"/>
+          <w:szCs w:val="20"/>
+        </w:rPr>
+        <w:t xml:space="preserve">6절의 설정(여유 구간 0.5 · 합의 요구)은 dev 로 정했지만 dev 에는 적법 수정문구가 없고 조건 L 이 14행뿐이다. 적법 쪽 비용은 test 에서 처음 드러났다.</w:t>
       </w:r>
     </w:p>
     <w:p>
@@ -11958,7 +16458,7 @@
           <w:sz w:val="20"/>
           <w:szCs w:val="20"/>
         </w:rPr>
-        <w:t xml:space="preserve">근거 — 결과 파일 …-확정8-최종test_결과.json · 행별 확률 csv · 결과보고서 · dev 실험 정리 · 소성민 v10 · v11 결과 보고서 · 판정 D-40 · D-99 · D-175 · D-176 · D-249 · D-286 · D-301 · D-321.</w:t>
+        <w:t xml:space="preserve">근거 — 결과 파일 …-확정8-최종test_결과.json · 행별 확률 csv · 결과보고서 · dev 실험 정리 · 소성민 v10 · v11 결과 보고서 · 판정 로직 프로토타입 실행 결과(judge_dist_test_uncond_20261006_154444 · judge_dist_test_cond_20261006_154644) · v9 노트북 실행 결과 · 판정 D-40 · D-99 · D-175 · D-176 · D-249 · D-286 · D-301 · D-306 · D-311 · D-314 · D-319 · D-321.</w:t>
       </w:r>
     </w:p>
     <w:sectPr>
